--- a/templates/QUICK REPORT/SUBSTATION CONFIGURATION/2. ID 2 TX 1 FP VI.docx
+++ b/templates/QUICK REPORT/SUBSTATION CONFIGURATION/2. ID 2 TX 1 FP VI.docx
@@ -965,7 +965,7 @@
                 <w:rFonts w:ascii="Tahoma" w:hAnsi="Tahoma" w:cs="Tahoma"/>
                 <w:b/>
               </w:rPr>
-              <w:t>FEEDER PILLAR</w:t>
+              <w:t>LVDB</w:t>
             </w:r>
             <w:r>
               <w:rPr>
@@ -1021,7 +1021,7 @@
                 <w:rFonts w:ascii="Tahoma" w:hAnsi="Tahoma" w:cs="Tahoma"/>
                 <w:b/>
               </w:rPr>
-              <w:t>FEEDER PILLAR</w:t>
+              <w:t>LVDB</w:t>
             </w:r>
             <w:r>
               <w:rPr>
@@ -1194,7 +1194,7 @@
                 <w:rFonts w:ascii="Tahoma" w:hAnsi="Tahoma" w:cs="Tahoma"/>
                 <w:b/>
               </w:rPr>
-              <w:t>FEEDER PILLAR TX2</w:t>
+              <w:t>EFI</w:t>
             </w:r>
           </w:p>
         </w:tc>
@@ -1244,7 +1244,7 @@
                 <w:rFonts w:ascii="Tahoma" w:hAnsi="Tahoma" w:cs="Tahoma"/>
                 <w:b/>
               </w:rPr>
-              <w:t>FEEDER PILLAR TX2 NAMEPLATE</w:t>
+              <w:t>SF6 INDICATOR</w:t>
             </w:r>
           </w:p>
         </w:tc>
@@ -1273,13 +1273,6 @@
                 <w:b/>
               </w:rPr>
             </w:pPr>
-            <w:r>
-              <w:rPr>
-                <w:rFonts w:ascii="Tahoma" w:hAnsi="Tahoma" w:cs="Tahoma"/>
-                <w:b/>
-              </w:rPr>
-              <w:t>N/A</w:t>
-            </w:r>
           </w:p>
         </w:tc>
         <w:tc>
@@ -1325,13 +1318,6 @@
                 <w:b/>
               </w:rPr>
             </w:pPr>
-            <w:r>
-              <w:rPr>
-                <w:rFonts w:ascii="Tahoma" w:hAnsi="Tahoma" w:cs="Tahoma"/>
-                <w:b/>
-              </w:rPr>
-              <w:t>N/A</w:t>
-            </w:r>
           </w:p>
         </w:tc>
       </w:tr>
@@ -1416,8 +1402,16 @@
                 <w:rFonts w:ascii="Tahoma" w:hAnsi="Tahoma" w:cs="Tahoma"/>
                 <w:b/>
               </w:rPr>
-              <w:t>EFI</w:t>
+              <w:t xml:space="preserve">FIRE EXTINGUISHER </w:t>
             </w:r>
+            <w:r>
+              <w:rPr>
+                <w:rFonts w:ascii="Tahoma" w:hAnsi="Tahoma" w:cs="Tahoma"/>
+                <w:b/>
+              </w:rPr>
+              <w:br/>
+              <w:t>(SWITCHGEAR ROOM)</w:t>
+            </w:r>
           </w:p>
         </w:tc>
         <w:tc>
@@ -1463,7 +1457,14 @@
                 <w:rFonts w:ascii="Tahoma" w:hAnsi="Tahoma" w:cs="Tahoma"/>
                 <w:b/>
               </w:rPr>
-              <w:t>SF6 INDICATOR</w:t>
+              <w:t>FIRE EXTINGUISHER</w:t>
+            </w:r>
+            <w:r>
+              <w:rPr>
+                <w:rFonts w:ascii="Tahoma" w:hAnsi="Tahoma" w:cs="Tahoma"/>
+                <w:b/>
+              </w:rPr>
+              <w:t xml:space="preserve"> EXPIRY DATE</w:t>
             </w:r>
           </w:p>
         </w:tc>
@@ -1622,8 +1623,16 @@
                 <w:rFonts w:ascii="Tahoma" w:hAnsi="Tahoma" w:cs="Tahoma"/>
                 <w:b/>
               </w:rPr>
-              <w:t>BATTERY</w:t>
+              <w:t>FIRE EXTINGUISHER</w:t>
             </w:r>
+            <w:r>
+              <w:rPr>
+                <w:rFonts w:ascii="Tahoma" w:hAnsi="Tahoma" w:cs="Tahoma"/>
+                <w:b/>
+              </w:rPr>
+              <w:br/>
+              <w:t>(TX1 ROOM)</w:t>
+            </w:r>
           </w:p>
         </w:tc>
         <w:tc>
@@ -1671,7 +1680,7 @@
                 <w:rFonts w:ascii="Tahoma" w:hAnsi="Tahoma" w:cs="Tahoma"/>
                 <w:b/>
               </w:rPr>
-              <w:t>BATTERY NAMEPLATE</w:t>
+              <w:t>FIRE EXTINGUISHER EXPIRY DATE</w:t>
             </w:r>
           </w:p>
         </w:tc>
@@ -1698,13 +1707,6 @@
                 <w:b/>
               </w:rPr>
             </w:pPr>
-            <w:r>
-              <w:rPr>
-                <w:rFonts w:ascii="Tahoma" w:hAnsi="Tahoma" w:cs="Tahoma"/>
-                <w:b/>
-              </w:rPr>
-              <w:t>N/A</w:t>
-            </w:r>
           </w:p>
         </w:tc>
         <w:tc>
@@ -1749,13 +1751,6 @@
                 <w:b/>
               </w:rPr>
             </w:pPr>
-            <w:r>
-              <w:rPr>
-                <w:rFonts w:ascii="Tahoma" w:hAnsi="Tahoma" w:cs="Tahoma"/>
-                <w:b/>
-              </w:rPr>
-              <w:t>N/A</w:t>
-            </w:r>
           </w:p>
         </w:tc>
       </w:tr>
@@ -1826,56 +1821,6 @@
         </w:tc>
       </w:tr>
       <w:tr>
-        <w:tc>
-          <w:tcPr>
-            <w:tcW w:w="4819" w:type="dxa"/>
-            <w:tcBorders>
-              <w:top w:val="single" w:sz="4" w:space="0" w:color="auto"/>
-              <w:left w:val="single" w:sz="4" w:space="0" w:color="auto"/>
-              <w:bottom w:val="single" w:sz="4" w:space="0" w:color="auto"/>
-              <w:right w:val="single" w:sz="4" w:space="0" w:color="auto"/>
-            </w:tcBorders>
-          </w:tcPr>
-          <w:p>
-            <w:pPr>
-              <w:spacing w:after="0" w:line="240" w:lineRule="auto"/>
-              <w:jc w:val="center"/>
-              <w:rPr>
-                <w:rFonts w:ascii="Tahoma" w:hAnsi="Tahoma" w:cs="Tahoma"/>
-                <w:b/>
-              </w:rPr>
-            </w:pPr>
-            <w:r>
-              <w:rPr>
-                <w:rFonts w:ascii="Tahoma" w:hAnsi="Tahoma" w:cs="Tahoma"/>
-                <w:b/>
-              </w:rPr>
-              <w:t>FIRE EXTINGUISHER</w:t>
-            </w:r>
-          </w:p>
-        </w:tc>
-        <w:tc>
-          <w:tcPr>
-            <w:tcW w:w="426" w:type="dxa"/>
-            <w:tcBorders>
-              <w:top w:val="nil"/>
-              <w:left w:val="single" w:sz="4" w:space="0" w:color="auto"/>
-              <w:bottom w:val="nil"/>
-              <w:right w:val="single" w:sz="4" w:space="0" w:color="auto"/>
-            </w:tcBorders>
-          </w:tcPr>
-          <w:p>
-            <w:pPr>
-              <w:spacing w:after="0" w:line="240" w:lineRule="auto"/>
-              <w:jc w:val="center"/>
-              <w:rPr>
-                <w:rFonts w:ascii="Tahoma" w:hAnsi="Tahoma" w:cs="Tahoma"/>
-                <w:b/>
-                <w:u w:val="single"/>
-              </w:rPr>
-            </w:pPr>
-          </w:p>
-        </w:tc>
         <w:tc>
           <w:tcPr>
             <w:tcW w:w="4819" w:type="dxa"/>
@@ -1907,7 +1852,58 @@
                 <w:rFonts w:ascii="Tahoma" w:hAnsi="Tahoma" w:cs="Tahoma"/>
                 <w:b/>
               </w:rPr>
-              <w:t xml:space="preserve"> NAMEPLATE</w:t>
+              <w:br/>
+              <w:t>(TX2 ROOM)</w:t>
+            </w:r>
+          </w:p>
+        </w:tc>
+        <w:tc>
+          <w:tcPr>
+            <w:tcW w:w="426" w:type="dxa"/>
+            <w:tcBorders>
+              <w:top w:val="nil"/>
+              <w:left w:val="single" w:sz="4" w:space="0" w:color="auto"/>
+              <w:bottom w:val="nil"/>
+              <w:right w:val="single" w:sz="4" w:space="0" w:color="auto"/>
+            </w:tcBorders>
+          </w:tcPr>
+          <w:p>
+            <w:pPr>
+              <w:spacing w:after="0" w:line="240" w:lineRule="auto"/>
+              <w:jc w:val="center"/>
+              <w:rPr>
+                <w:rFonts w:ascii="Tahoma" w:hAnsi="Tahoma" w:cs="Tahoma"/>
+                <w:b/>
+                <w:u w:val="single"/>
+              </w:rPr>
+            </w:pPr>
+          </w:p>
+        </w:tc>
+        <w:tc>
+          <w:tcPr>
+            <w:tcW w:w="4819" w:type="dxa"/>
+            <w:tcBorders>
+              <w:top w:val="single" w:sz="4" w:space="0" w:color="auto"/>
+              <w:left w:val="single" w:sz="4" w:space="0" w:color="auto"/>
+              <w:bottom w:val="single" w:sz="4" w:space="0" w:color="auto"/>
+              <w:right w:val="single" w:sz="4" w:space="0" w:color="auto"/>
+            </w:tcBorders>
+          </w:tcPr>
+          <w:p>
+            <w:pPr>
+              <w:spacing w:after="0" w:line="240" w:lineRule="auto"/>
+              <w:jc w:val="center"/>
+              <w:rPr>
+                <w:rFonts w:ascii="Tahoma" w:hAnsi="Tahoma" w:cs="Tahoma"/>
+                <w:b/>
+              </w:rPr>
+            </w:pPr>
+            <w:r>
+              <w:rPr>
+                <w:rFonts w:ascii="Tahoma" w:hAnsi="Tahoma" w:cs="Tahoma"/>
+                <w:b/>
+              </w:rPr>
+              <w:t>FIRE EXTINGUISHER EXPIRY DATE</w:t>
             </w:r>
           </w:p>
         </w:tc>
@@ -1987,7 +1983,23 @@
     </w:tbl>
     <w:p/>
     <w:p>
+      <w:pPr>
+        <w:rPr>
+          <w:rFonts w:ascii="Tahoma" w:hAnsi="Tahoma" w:cs="Tahoma"/>
+          <w:b/>
+          <w:sz w:val="32"/>
+          <w:szCs w:val="32"/>
+          <w:u w:val="single"/>
+        </w:rPr>
+      </w:pPr>
       <w:r>
+        <w:rPr>
+          <w:rFonts w:ascii="Tahoma" w:hAnsi="Tahoma" w:cs="Tahoma"/>
+          <w:b/>
+          <w:sz w:val="32"/>
+          <w:szCs w:val="32"/>
+          <w:u w:val="single"/>
+        </w:rPr>
         <w:br w:type="page"/>
       </w:r>
     </w:p>
@@ -2068,7 +2080,7 @@
                 <w:rFonts w:ascii="Tahoma" w:hAnsi="Tahoma" w:cs="Tahoma"/>
                 <w:b/>
               </w:rPr>
-              <w:t>SWITCHGEAR PANEL NAME</w:t>
+              <w:t>TRANSFORMER 1 OIL LEVEL INDICATOR</w:t>
             </w:r>
           </w:p>
         </w:tc>
@@ -2097,10 +2109,8 @@
           <w:tcPr>
             <w:tcW w:w="4819" w:type="dxa"/>
             <w:tcBorders>
-              <w:top w:val="single" w:sz="4" w:space="0" w:color="auto"/>
-              <w:left w:val="single" w:sz="4" w:space="0" w:color="auto"/>
-              <w:bottom w:val="single" w:sz="4" w:space="0" w:color="auto"/>
-              <w:right w:val="single" w:sz="4" w:space="0" w:color="auto"/>
+              <w:left w:val="single" w:sz="4" w:space="0" w:color="auto"/>
+              <w:bottom w:val="single" w:sz="4" w:space="0" w:color="auto"/>
             </w:tcBorders>
           </w:tcPr>
           <w:p>
@@ -2117,7 +2127,7 @@
                 <w:rFonts w:ascii="Tahoma" w:hAnsi="Tahoma" w:cs="Tahoma"/>
                 <w:b/>
               </w:rPr>
-              <w:t>LAST PREVENTIVE MAINTENANCE</w:t>
+              <w:t>TRANSFORMER 2 OIL LEVEL INDICATOR</w:t>
             </w:r>
           </w:p>
         </w:tc>
@@ -2172,10 +2182,8 @@
           <w:tcPr>
             <w:tcW w:w="4819" w:type="dxa"/>
             <w:tcBorders>
-              <w:top w:val="single" w:sz="4" w:space="0" w:color="auto"/>
-              <w:left w:val="single" w:sz="4" w:space="0" w:color="auto"/>
-              <w:bottom w:val="single" w:sz="4" w:space="0" w:color="auto"/>
-              <w:right w:val="single" w:sz="4" w:space="0" w:color="auto"/>
+              <w:left w:val="single" w:sz="4" w:space="0" w:color="auto"/>
+              <w:bottom w:val="single" w:sz="4" w:space="0" w:color="auto"/>
             </w:tcBorders>
             <w:vAlign w:val="center"/>
           </w:tcPr>
@@ -2237,7 +2245,6 @@
           <w:tcPr>
             <w:tcW w:w="4819" w:type="dxa"/>
             <w:tcBorders>
-              <w:top w:val="single" w:sz="4" w:space="0" w:color="auto"/>
               <w:left w:val="nil"/>
               <w:bottom w:val="nil"/>
               <w:right w:val="nil"/>
@@ -2510,7 +2517,6 @@
               <w:bottom w:val="nil"/>
               <w:right w:val="nil"/>
             </w:tcBorders>
-            <w:vAlign w:val="center"/>
           </w:tcPr>
           <w:p>
             <w:pPr>
@@ -2597,23 +2603,8 @@
         </w:tc>
       </w:tr>
     </w:tbl>
-    <w:p/>
-    <w:p/>
     <w:p>
       <w:pPr>
-        <w:spacing w:after="0"/>
-        <w:rPr>
-          <w:rFonts w:ascii="Tahoma" w:hAnsi="Tahoma" w:cs="Tahoma"/>
-          <w:b/>
-          <w:sz w:val="32"/>
-          <w:szCs w:val="32"/>
-          <w:u w:val="single"/>
-        </w:rPr>
-      </w:pPr>
-    </w:p>
-    <w:p>
-      <w:pPr>
-        <w:spacing w:after="0"/>
         <w:rPr>
           <w:rFonts w:ascii="Tahoma" w:hAnsi="Tahoma" w:cs="Tahoma"/>
           <w:b/>
@@ -3157,7 +3148,7 @@
   <w:style w:type="paragraph" w:default="1" w:styleId="Normal">
     <w:name w:val="Normal"/>
     <w:qFormat/>
-    <w:rsid w:val="00780E73"/>
+    <w:rsid w:val="00C10623"/>
   </w:style>
   <w:style w:type="character" w:default="1" w:styleId="DefaultParagraphFont">
     <w:name w:val="Default Paragraph Font"/>

--- a/templates/QUICK REPORT/SUBSTATION CONFIGURATION/2. ID 2 TX 1 FP VI.docx
+++ b/templates/QUICK REPORT/SUBSTATION CONFIGURATION/2. ID 2 TX 1 FP VI.docx
@@ -1,6 +1,6 @@
 
 <file path=word/document.xml><?xml version="1.0" encoding="utf-8"?>
-<w:document xmlns:wpc="http://schemas.microsoft.com/office/word/2010/wordprocessingCanvas" xmlns:cx="http://schemas.microsoft.com/office/drawing/2014/chartex" xmlns:cx1="http://schemas.microsoft.com/office/drawing/2015/9/8/chartex" xmlns:cx2="http://schemas.microsoft.com/office/drawing/2015/10/21/chartex" xmlns:cx3="http://schemas.microsoft.com/office/drawing/2016/5/9/chartex" xmlns:cx4="http://schemas.microsoft.com/office/drawing/2016/5/10/chartex" xmlns:cx5="http://schemas.microsoft.com/office/drawing/2016/5/11/chartex" xmlns:cx6="http://schemas.microsoft.com/office/drawing/2016/5/12/chartex" xmlns:cx7="http://schemas.microsoft.com/office/drawing/2016/5/13/chartex" xmlns:cx8="http://schemas.microsoft.com/office/drawing/2016/5/14/chartex" xmlns:mc="http://schemas.openxmlformats.org/markup-compatibility/2006" xmlns:aink="http://schemas.microsoft.com/office/drawing/2016/ink" xmlns:am3d="http://schemas.microsoft.com/office/drawing/2017/model3d" xmlns:o="urn:schemas-microsoft-com:office:office" xmlns:oel="http://schemas.microsoft.com/office/2019/extlst" xmlns:r="http://schemas.openxmlformats.org/officeDocument/2006/relationships" xmlns:m="http://schemas.openxmlformats.org/officeDocument/2006/math" xmlns:v="urn:schemas-microsoft-com:vml" xmlns:wp14="http://schemas.microsoft.com/office/word/2010/wordprocessingDrawing" xmlns:wp="http://schemas.openxmlformats.org/drawingml/2006/wordprocessingDrawing" xmlns:w10="urn:schemas-microsoft-com:office:word" xmlns:w="http://schemas.openxmlformats.org/wordprocessingml/2006/main" xmlns:w14="http://schemas.microsoft.com/office/word/2010/wordml" xmlns:w15="http://schemas.microsoft.com/office/word/2012/wordml" xmlns:w16cex="http://schemas.microsoft.com/office/word/2018/wordml/cex" xmlns:w16cid="http://schemas.microsoft.com/office/word/2016/wordml/cid" xmlns:w16="http://schemas.microsoft.com/office/word/2018/wordml" xmlns:w16du="http://schemas.microsoft.com/office/word/2023/wordml/word16du" xmlns:w16sdtdh="http://schemas.microsoft.com/office/word/2020/wordml/sdtdatahash" xmlns:w16sdtfl="http://schemas.microsoft.com/office/word/2024/wordml/sdtformatlock" xmlns:w16se="http://schemas.microsoft.com/office/word/2015/wordml/symex" xmlns:wpg="http://schemas.microsoft.com/office/word/2010/wordprocessingGroup" xmlns:wpi="http://schemas.microsoft.com/office/word/2010/wordprocessingInk" xmlns:wne="http://schemas.microsoft.com/office/word/2006/wordml" xmlns:wps="http://schemas.microsoft.com/office/word/2010/wordprocessingShape" mc:Ignorable="w14 w15 w16se w16cid w16 w16cex w16sdtdh w16sdtfl w16du wp14">
+<w:document xmlns:wpc="http://schemas.microsoft.com/office/word/2010/wordprocessingCanvas" xmlns:cx="http://schemas.microsoft.com/office/drawing/2014/chartex" xmlns:cx1="http://schemas.microsoft.com/office/drawing/2015/9/8/chartex" xmlns:cx2="http://schemas.microsoft.com/office/drawing/2015/10/21/chartex" xmlns:cx3="http://schemas.microsoft.com/office/drawing/2016/5/9/chartex" xmlns:cx4="http://schemas.microsoft.com/office/drawing/2016/5/10/chartex" xmlns:cx5="http://schemas.microsoft.com/office/drawing/2016/5/11/chartex" xmlns:cx6="http://schemas.microsoft.com/office/drawing/2016/5/12/chartex" xmlns:cx7="http://schemas.microsoft.com/office/drawing/2016/5/13/chartex" xmlns:cx8="http://schemas.microsoft.com/office/drawing/2016/5/14/chartex" xmlns:mc="http://schemas.openxmlformats.org/markup-compatibility/2006" xmlns:aink="http://schemas.microsoft.com/office/drawing/2016/ink" xmlns:am3d="http://schemas.microsoft.com/office/drawing/2017/model3d" xmlns:o="urn:schemas-microsoft-com:office:office" xmlns:oel="http://schemas.microsoft.com/office/2019/extlst" xmlns:r="http://schemas.openxmlformats.org/officeDocument/2006/relationships" xmlns:m="http://schemas.openxmlformats.org/officeDocument/2006/math" xmlns:v="urn:schemas-microsoft-com:vml" xmlns:wp14="http://schemas.microsoft.com/office/word/2010/wordprocessingDrawing" xmlns:wp="http://schemas.openxmlformats.org/drawingml/2006/wordprocessingDrawing" xmlns:w10="urn:schemas-microsoft-com:office:word" xmlns:w="http://schemas.openxmlformats.org/wordprocessingml/2006/main" xmlns:w14="http://schemas.microsoft.com/office/word/2010/wordml" xmlns:w15="http://schemas.microsoft.com/office/word/2012/wordml" xmlns:w16cei="http://schemas.microsoft.com/office/word/2026/wordml/cei" xmlns:w16cex="http://schemas.microsoft.com/office/word/2018/wordml/cex" xmlns:w16cid="http://schemas.microsoft.com/office/word/2016/wordml/cid" xmlns:w16="http://schemas.microsoft.com/office/word/2018/wordml" xmlns:w16du="http://schemas.microsoft.com/office/word/2023/wordml/word16du" xmlns:w16sdtdh="http://schemas.microsoft.com/office/word/2020/wordml/sdtdatahash" xmlns:w16sdtfl="http://schemas.microsoft.com/office/word/2024/wordml/sdtformatlock" xmlns:w16se="http://schemas.microsoft.com/office/word/2015/wordml/symex" xmlns:wpg="http://schemas.microsoft.com/office/word/2010/wordprocessingGroup" xmlns:wpi="http://schemas.microsoft.com/office/word/2010/wordprocessingInk" xmlns:wne="http://schemas.microsoft.com/office/word/2006/wordml" xmlns:wps="http://schemas.microsoft.com/office/word/2010/wordprocessingShape" mc:Ignorable="w14 w15 w16se w16cid w16 w16cex w16sdtdh w16sdtfl w16du wp14">
   <w:body>
     <w:p>
       <w:pPr>
@@ -1442,6 +1442,7 @@
               <w:left w:val="single" w:sz="4" w:space="0" w:color="auto"/>
               <w:bottom w:val="single" w:sz="4" w:space="0" w:color="auto"/>
             </w:tcBorders>
+            <w:vAlign w:val="center"/>
           </w:tcPr>
           <w:p>
             <w:pPr>
@@ -1665,6 +1666,7 @@
               <w:bottom w:val="single" w:sz="4" w:space="0" w:color="auto"/>
               <w:right w:val="single" w:sz="4" w:space="0" w:color="auto"/>
             </w:tcBorders>
+            <w:vAlign w:val="center"/>
           </w:tcPr>
           <w:p>
             <w:pPr>
@@ -1888,6 +1890,7 @@
               <w:bottom w:val="single" w:sz="4" w:space="0" w:color="auto"/>
               <w:right w:val="single" w:sz="4" w:space="0" w:color="auto"/>
             </w:tcBorders>
+            <w:vAlign w:val="center"/>
           </w:tcPr>
           <w:p>
             <w:pPr>
@@ -2625,7 +2628,7 @@
 </file>
 
 <file path=word/numbering.xml><?xml version="1.0" encoding="utf-8"?>
-<w:numbering xmlns:wpc="http://schemas.microsoft.com/office/word/2010/wordprocessingCanvas" xmlns:cx="http://schemas.microsoft.com/office/drawing/2014/chartex" xmlns:cx1="http://schemas.microsoft.com/office/drawing/2015/9/8/chartex" xmlns:cx2="http://schemas.microsoft.com/office/drawing/2015/10/21/chartex" xmlns:cx3="http://schemas.microsoft.com/office/drawing/2016/5/9/chartex" xmlns:cx4="http://schemas.microsoft.com/office/drawing/2016/5/10/chartex" xmlns:cx5="http://schemas.microsoft.com/office/drawing/2016/5/11/chartex" xmlns:cx6="http://schemas.microsoft.com/office/drawing/2016/5/12/chartex" xmlns:cx7="http://schemas.microsoft.com/office/drawing/2016/5/13/chartex" xmlns:cx8="http://schemas.microsoft.com/office/drawing/2016/5/14/chartex" xmlns:mc="http://schemas.openxmlformats.org/markup-compatibility/2006" xmlns:aink="http://schemas.microsoft.com/office/drawing/2016/ink" xmlns:am3d="http://schemas.microsoft.com/office/drawing/2017/model3d" xmlns:o="urn:schemas-microsoft-com:office:office" xmlns:oel="http://schemas.microsoft.com/office/2019/extlst" xmlns:r="http://schemas.openxmlformats.org/officeDocument/2006/relationships" xmlns:m="http://schemas.openxmlformats.org/officeDocument/2006/math" xmlns:v="urn:schemas-microsoft-com:vml" xmlns:wp14="http://schemas.microsoft.com/office/word/2010/wordprocessingDrawing" xmlns:wp="http://schemas.openxmlformats.org/drawingml/2006/wordprocessingDrawing" xmlns:w10="urn:schemas-microsoft-com:office:word" xmlns:w="http://schemas.openxmlformats.org/wordprocessingml/2006/main" xmlns:w14="http://schemas.microsoft.com/office/word/2010/wordml" xmlns:w15="http://schemas.microsoft.com/office/word/2012/wordml" xmlns:w16cex="http://schemas.microsoft.com/office/word/2018/wordml/cex" xmlns:w16cid="http://schemas.microsoft.com/office/word/2016/wordml/cid" xmlns:w16="http://schemas.microsoft.com/office/word/2018/wordml" xmlns:w16du="http://schemas.microsoft.com/office/word/2023/wordml/word16du" xmlns:w16sdtdh="http://schemas.microsoft.com/office/word/2020/wordml/sdtdatahash" xmlns:w16sdtfl="http://schemas.microsoft.com/office/word/2024/wordml/sdtformatlock" xmlns:w16se="http://schemas.microsoft.com/office/word/2015/wordml/symex" xmlns:wpg="http://schemas.microsoft.com/office/word/2010/wordprocessingGroup" xmlns:wpi="http://schemas.microsoft.com/office/word/2010/wordprocessingInk" xmlns:wne="http://schemas.microsoft.com/office/word/2006/wordml" xmlns:wps="http://schemas.microsoft.com/office/word/2010/wordprocessingShape" mc:Ignorable="w14 w15 w16se w16cid w16 w16cex w16sdtdh w16sdtfl w16du wp14">
+<w:numbering xmlns:wpc="http://schemas.microsoft.com/office/word/2010/wordprocessingCanvas" xmlns:cx="http://schemas.microsoft.com/office/drawing/2014/chartex" xmlns:cx1="http://schemas.microsoft.com/office/drawing/2015/9/8/chartex" xmlns:cx2="http://schemas.microsoft.com/office/drawing/2015/10/21/chartex" xmlns:cx3="http://schemas.microsoft.com/office/drawing/2016/5/9/chartex" xmlns:cx4="http://schemas.microsoft.com/office/drawing/2016/5/10/chartex" xmlns:cx5="http://schemas.microsoft.com/office/drawing/2016/5/11/chartex" xmlns:cx6="http://schemas.microsoft.com/office/drawing/2016/5/12/chartex" xmlns:cx7="http://schemas.microsoft.com/office/drawing/2016/5/13/chartex" xmlns:cx8="http://schemas.microsoft.com/office/drawing/2016/5/14/chartex" xmlns:mc="http://schemas.openxmlformats.org/markup-compatibility/2006" xmlns:aink="http://schemas.microsoft.com/office/drawing/2016/ink" xmlns:am3d="http://schemas.microsoft.com/office/drawing/2017/model3d" xmlns:o="urn:schemas-microsoft-com:office:office" xmlns:oel="http://schemas.microsoft.com/office/2019/extlst" xmlns:r="http://schemas.openxmlformats.org/officeDocument/2006/relationships" xmlns:m="http://schemas.openxmlformats.org/officeDocument/2006/math" xmlns:v="urn:schemas-microsoft-com:vml" xmlns:wp14="http://schemas.microsoft.com/office/word/2010/wordprocessingDrawing" xmlns:wp="http://schemas.openxmlformats.org/drawingml/2006/wordprocessingDrawing" xmlns:w10="urn:schemas-microsoft-com:office:word" xmlns:w="http://schemas.openxmlformats.org/wordprocessingml/2006/main" xmlns:w14="http://schemas.microsoft.com/office/word/2010/wordml" xmlns:w15="http://schemas.microsoft.com/office/word/2012/wordml" xmlns:w16cei="http://schemas.microsoft.com/office/word/2026/wordml/cei" xmlns:w16cex="http://schemas.microsoft.com/office/word/2018/wordml/cex" xmlns:w16cid="http://schemas.microsoft.com/office/word/2016/wordml/cid" xmlns:w16="http://schemas.microsoft.com/office/word/2018/wordml" xmlns:w16du="http://schemas.microsoft.com/office/word/2023/wordml/word16du" xmlns:w16sdtdh="http://schemas.microsoft.com/office/word/2020/wordml/sdtdatahash" xmlns:w16sdtfl="http://schemas.microsoft.com/office/word/2024/wordml/sdtformatlock" xmlns:w16se="http://schemas.microsoft.com/office/word/2015/wordml/symex" xmlns:wpg="http://schemas.microsoft.com/office/word/2010/wordprocessingGroup" xmlns:wpi="http://schemas.microsoft.com/office/word/2010/wordprocessingInk" xmlns:wne="http://schemas.microsoft.com/office/word/2006/wordml" xmlns:wps="http://schemas.microsoft.com/office/word/2010/wordprocessingShape" mc:Ignorable="w14 w15 w16se w16cid w16 w16cex w16sdtdh w16sdtfl w16du wp14">
   <w:abstractNum w:abstractNumId="0" w15:restartNumberingAfterBreak="0">
     <w:nsid w:val="3B056B8E"/>
     <w:multiLevelType w:val="hybridMultilevel"/>

--- a/templates/QUICK REPORT/SUBSTATION CONFIGURATION/2. ID 2 TX 1 FP VI.docx
+++ b/templates/QUICK REPORT/SUBSTATION CONFIGURATION/2. ID 2 TX 1 FP VI.docx
@@ -73,6 +73,7 @@
               <w:bottom w:val="single" w:sz="4" w:space="0" w:color="auto"/>
               <w:right w:val="single" w:sz="4" w:space="0" w:color="auto"/>
             </w:tcBorders>
+            <w:vAlign w:val="center"/>
           </w:tcPr>
           <w:p>
             <w:pPr>
@@ -127,6 +128,7 @@
               <w:left w:val="single" w:sz="4" w:space="0" w:color="auto"/>
               <w:bottom w:val="single" w:sz="4" w:space="0" w:color="auto"/>
             </w:tcBorders>
+            <w:vAlign w:val="center"/>
           </w:tcPr>
           <w:p>
             <w:pPr>
@@ -289,6 +291,7 @@
               <w:bottom w:val="single" w:sz="4" w:space="0" w:color="auto"/>
               <w:right w:val="single" w:sz="4" w:space="0" w:color="auto"/>
             </w:tcBorders>
+            <w:vAlign w:val="center"/>
           </w:tcPr>
           <w:p>
             <w:pPr>
@@ -337,6 +340,7 @@
               <w:left w:val="single" w:sz="4" w:space="0" w:color="auto"/>
               <w:bottom w:val="single" w:sz="4" w:space="0" w:color="auto"/>
             </w:tcBorders>
+            <w:vAlign w:val="center"/>
           </w:tcPr>
           <w:p>
             <w:pPr>
@@ -506,6 +510,7 @@
               <w:bottom w:val="single" w:sz="4" w:space="0" w:color="auto"/>
               <w:right w:val="single" w:sz="4" w:space="0" w:color="auto"/>
             </w:tcBorders>
+            <w:vAlign w:val="center"/>
           </w:tcPr>
           <w:p>
             <w:pPr>
@@ -562,6 +567,7 @@
               <w:left w:val="single" w:sz="4" w:space="0" w:color="auto"/>
               <w:bottom w:val="single" w:sz="4" w:space="0" w:color="auto"/>
             </w:tcBorders>
+            <w:vAlign w:val="center"/>
           </w:tcPr>
           <w:p>
             <w:pPr>
@@ -740,6 +746,7 @@
               <w:bottom w:val="single" w:sz="4" w:space="0" w:color="auto"/>
               <w:right w:val="single" w:sz="4" w:space="0" w:color="auto"/>
             </w:tcBorders>
+            <w:vAlign w:val="center"/>
           </w:tcPr>
           <w:p>
             <w:pPr>
@@ -787,6 +794,7 @@
               <w:left w:val="single" w:sz="4" w:space="0" w:color="auto"/>
               <w:bottom w:val="single" w:sz="4" w:space="0" w:color="auto"/>
             </w:tcBorders>
+            <w:vAlign w:val="center"/>
           </w:tcPr>
           <w:p>
             <w:pPr>
@@ -949,6 +957,7 @@
               <w:bottom w:val="single" w:sz="4" w:space="0" w:color="auto"/>
               <w:right w:val="single" w:sz="4" w:space="0" w:color="auto"/>
             </w:tcBorders>
+            <w:vAlign w:val="center"/>
           </w:tcPr>
           <w:p>
             <w:pPr>
@@ -1006,6 +1015,7 @@
               <w:bottom w:val="single" w:sz="4" w:space="0" w:color="auto"/>
               <w:right w:val="single" w:sz="4" w:space="0" w:color="auto"/>
             </w:tcBorders>
+            <w:vAlign w:val="center"/>
           </w:tcPr>
           <w:p>
             <w:pPr>
@@ -1179,6 +1189,7 @@
               <w:bottom w:val="single" w:sz="4" w:space="0" w:color="auto"/>
               <w:right w:val="single" w:sz="4" w:space="0" w:color="auto"/>
             </w:tcBorders>
+            <w:vAlign w:val="center"/>
           </w:tcPr>
           <w:p>
             <w:pPr>
@@ -1229,6 +1240,7 @@
               <w:bottom w:val="single" w:sz="4" w:space="0" w:color="auto"/>
               <w:right w:val="single" w:sz="4" w:space="0" w:color="auto"/>
             </w:tcBorders>
+            <w:vAlign w:val="center"/>
           </w:tcPr>
           <w:p>
             <w:pPr>
@@ -1387,6 +1399,7 @@
               <w:bottom w:val="single" w:sz="4" w:space="0" w:color="auto"/>
               <w:right w:val="single" w:sz="4" w:space="0" w:color="auto"/>
             </w:tcBorders>
+            <w:vAlign w:val="center"/>
           </w:tcPr>
           <w:p>
             <w:pPr>
@@ -1609,6 +1622,7 @@
               <w:bottom w:val="single" w:sz="4" w:space="0" w:color="auto"/>
               <w:right w:val="single" w:sz="4" w:space="0" w:color="auto"/>
             </w:tcBorders>
+            <w:vAlign w:val="center"/>
           </w:tcPr>
           <w:p>
             <w:pPr>
@@ -1832,6 +1846,7 @@
               <w:bottom w:val="single" w:sz="4" w:space="0" w:color="auto"/>
               <w:right w:val="single" w:sz="4" w:space="0" w:color="auto"/>
             </w:tcBorders>
+            <w:vAlign w:val="center"/>
           </w:tcPr>
           <w:p>
             <w:pPr>
@@ -2068,6 +2083,7 @@
               <w:bottom w:val="single" w:sz="4" w:space="0" w:color="auto"/>
               <w:right w:val="single" w:sz="4" w:space="0" w:color="auto"/>
             </w:tcBorders>
+            <w:vAlign w:val="center"/>
           </w:tcPr>
           <w:p>
             <w:pPr>
@@ -2115,6 +2131,7 @@
               <w:left w:val="single" w:sz="4" w:space="0" w:color="auto"/>
               <w:bottom w:val="single" w:sz="4" w:space="0" w:color="auto"/>
             </w:tcBorders>
+            <w:vAlign w:val="center"/>
           </w:tcPr>
           <w:p>
             <w:pPr>

--- a/templates/QUICK REPORT/SUBSTATION CONFIGURATION/2. ID 2 TX 1 FP VI.docx
+++ b/templates/QUICK REPORT/SUBSTATION CONFIGURATION/2. ID 2 TX 1 FP VI.docx
@@ -1,13 +1,13 @@
 
 <file path=word/document.xml><?xml version="1.0" encoding="utf-8"?>
-<w:document xmlns:wpc="http://schemas.microsoft.com/office/word/2010/wordprocessingCanvas" xmlns:cx="http://schemas.microsoft.com/office/drawing/2014/chartex" xmlns:cx1="http://schemas.microsoft.com/office/drawing/2015/9/8/chartex" xmlns:cx2="http://schemas.microsoft.com/office/drawing/2015/10/21/chartex" xmlns:cx3="http://schemas.microsoft.com/office/drawing/2016/5/9/chartex" xmlns:cx4="http://schemas.microsoft.com/office/drawing/2016/5/10/chartex" xmlns:cx5="http://schemas.microsoft.com/office/drawing/2016/5/11/chartex" xmlns:cx6="http://schemas.microsoft.com/office/drawing/2016/5/12/chartex" xmlns:cx7="http://schemas.microsoft.com/office/drawing/2016/5/13/chartex" xmlns:cx8="http://schemas.microsoft.com/office/drawing/2016/5/14/chartex" xmlns:mc="http://schemas.openxmlformats.org/markup-compatibility/2006" xmlns:aink="http://schemas.microsoft.com/office/drawing/2016/ink" xmlns:am3d="http://schemas.microsoft.com/office/drawing/2017/model3d" xmlns:o="urn:schemas-microsoft-com:office:office" xmlns:oel="http://schemas.microsoft.com/office/2019/extlst" xmlns:r="http://schemas.openxmlformats.org/officeDocument/2006/relationships" xmlns:m="http://schemas.openxmlformats.org/officeDocument/2006/math" xmlns:v="urn:schemas-microsoft-com:vml" xmlns:wp14="http://schemas.microsoft.com/office/word/2010/wordprocessingDrawing" xmlns:wp="http://schemas.openxmlformats.org/drawingml/2006/wordprocessingDrawing" xmlns:w10="urn:schemas-microsoft-com:office:word" xmlns:w="http://schemas.openxmlformats.org/wordprocessingml/2006/main" xmlns:w14="http://schemas.microsoft.com/office/word/2010/wordml" xmlns:w15="http://schemas.microsoft.com/office/word/2012/wordml" xmlns:w16cei="http://schemas.microsoft.com/office/word/2026/wordml/cei" xmlns:w16cex="http://schemas.microsoft.com/office/word/2018/wordml/cex" xmlns:w16cid="http://schemas.microsoft.com/office/word/2016/wordml/cid" xmlns:w16="http://schemas.microsoft.com/office/word/2018/wordml" xmlns:w16du="http://schemas.microsoft.com/office/word/2023/wordml/word16du" xmlns:w16sdtdh="http://schemas.microsoft.com/office/word/2020/wordml/sdtdatahash" xmlns:w16sdtfl="http://schemas.microsoft.com/office/word/2024/wordml/sdtformatlock" xmlns:w16se="http://schemas.microsoft.com/office/word/2015/wordml/symex" xmlns:wpg="http://schemas.microsoft.com/office/word/2010/wordprocessingGroup" xmlns:wpi="http://schemas.microsoft.com/office/word/2010/wordprocessingInk" xmlns:wne="http://schemas.microsoft.com/office/word/2006/wordml" xmlns:wps="http://schemas.microsoft.com/office/word/2010/wordprocessingShape" mc:Ignorable="w14 w15 w16se w16cid w16 w16cex w16sdtdh w16sdtfl w16du wp14">
+<w:document xmlns:wpc="http://schemas.microsoft.com/office/word/2010/wordprocessingCanvas" xmlns:cx="http://schemas.microsoft.com/office/drawing/2014/chartex" xmlns:cx1="http://schemas.microsoft.com/office/drawing/2015/9/8/chartex" xmlns:cx2="http://schemas.microsoft.com/office/drawing/2015/10/21/chartex" xmlns:cx3="http://schemas.microsoft.com/office/drawing/2016/5/9/chartex" xmlns:cx4="http://schemas.microsoft.com/office/drawing/2016/5/10/chartex" xmlns:cx5="http://schemas.microsoft.com/office/drawing/2016/5/11/chartex" xmlns:cx6="http://schemas.microsoft.com/office/drawing/2016/5/12/chartex" xmlns:cx7="http://schemas.microsoft.com/office/drawing/2016/5/13/chartex" xmlns:cx8="http://schemas.microsoft.com/office/drawing/2016/5/14/chartex" xmlns:mc="http://schemas.openxmlformats.org/markup-compatibility/2006" xmlns:aink="http://schemas.microsoft.com/office/drawing/2016/ink" xmlns:am3d="http://schemas.microsoft.com/office/drawing/2017/model3d" xmlns:o="urn:schemas-microsoft-com:office:office" xmlns:oel="http://schemas.microsoft.com/office/2019/extlst" xmlns:r="http://schemas.openxmlformats.org/officeDocument/2006/relationships" xmlns:m="http://schemas.openxmlformats.org/officeDocument/2006/math" xmlns:v="urn:schemas-microsoft-com:vml" xmlns:wp14="http://schemas.microsoft.com/office/word/2010/wordprocessingDrawing" xmlns:wp="http://schemas.openxmlformats.org/drawingml/2006/wordprocessingDrawing" xmlns:w10="urn:schemas-microsoft-com:office:word" xmlns:w="http://schemas.openxmlformats.org/wordprocessingml/2006/main" xmlns:w14="http://schemas.microsoft.com/office/word/2010/wordml" xmlns:w15="http://schemas.microsoft.com/office/word/2012/wordml" xmlns:w16cex="http://schemas.microsoft.com/office/word/2018/wordml/cex" xmlns:w16cid="http://schemas.microsoft.com/office/word/2016/wordml/cid" xmlns:w16="http://schemas.microsoft.com/office/word/2018/wordml" xmlns:w16du="http://schemas.microsoft.com/office/word/2023/wordml/word16du" xmlns:w16sdtdh="http://schemas.microsoft.com/office/word/2020/wordml/sdtdatahash" xmlns:w16sdtfl="http://schemas.microsoft.com/office/word/2024/wordml/sdtformatlock" xmlns:w16se="http://schemas.microsoft.com/office/word/2015/wordml/symex" xmlns:wpg="http://schemas.microsoft.com/office/word/2010/wordprocessingGroup" xmlns:wpi="http://schemas.microsoft.com/office/word/2010/wordprocessingInk" xmlns:wne="http://schemas.microsoft.com/office/word/2006/wordml" xmlns:wps="http://schemas.microsoft.com/office/word/2010/wordprocessingShape" mc:Ignorable="w14 w15 w16se w16cid w16 w16cex w16sdtdh w16sdtfl w16du wp14">
   <w:body>
     <w:p>
       <w:pPr>
         <w:spacing w:after="0"/>
         <w:jc w:val="center"/>
         <w:rPr>
-          <w:rFonts w:ascii="Tahoma" w:hAnsi="Tahoma" w:cs="Tahoma"/>
+          <w:rFonts w:cstheme="minorHAnsi"/>
           <w:b/>
           <w:sz w:val="32"/>
           <w:szCs w:val="32"/>
@@ -16,7 +16,7 @@
       </w:pPr>
       <w:r>
         <w:rPr>
-          <w:rFonts w:ascii="Tahoma" w:hAnsi="Tahoma" w:cs="Tahoma"/>
+          <w:rFonts w:cstheme="minorHAnsi"/>
           <w:b/>
           <w:sz w:val="32"/>
           <w:szCs w:val="32"/>
@@ -26,7 +26,7 @@
       </w:r>
       <w:r>
         <w:rPr>
-          <w:rFonts w:ascii="Tahoma" w:hAnsi="Tahoma" w:cs="Tahoma"/>
+          <w:rFonts w:cstheme="minorHAnsi"/>
           <w:b/>
           <w:sz w:val="32"/>
           <w:szCs w:val="32"/>
@@ -39,7 +39,7 @@
       <w:pPr>
         <w:spacing w:after="0"/>
         <w:rPr>
-          <w:rFonts w:ascii="Tahoma" w:hAnsi="Tahoma" w:cs="Tahoma"/>
+          <w:rFonts w:cstheme="minorHAnsi"/>
           <w:b/>
           <w:u w:val="single"/>
         </w:rPr>
@@ -80,20 +80,20 @@
               <w:spacing w:after="0" w:line="240" w:lineRule="auto"/>
               <w:jc w:val="center"/>
               <w:rPr>
-                <w:rFonts w:ascii="Tahoma" w:hAnsi="Tahoma" w:cs="Tahoma"/>
+                <w:rFonts w:cstheme="minorHAnsi"/>
                 <w:b/>
               </w:rPr>
             </w:pPr>
             <w:r>
               <w:rPr>
-                <w:rFonts w:ascii="Tahoma" w:hAnsi="Tahoma" w:cs="Tahoma"/>
+                <w:rFonts w:cstheme="minorHAnsi"/>
                 <w:b/>
               </w:rPr>
               <w:t>SUBSTATION</w:t>
             </w:r>
             <w:r>
               <w:rPr>
-                <w:rFonts w:ascii="Tahoma" w:hAnsi="Tahoma" w:cs="Tahoma"/>
+                <w:rFonts w:cstheme="minorHAnsi"/>
                 <w:b/>
               </w:rPr>
               <w:t xml:space="preserve"> OVERVIEW</w:t>
@@ -115,33 +115,33 @@
               <w:spacing w:after="0" w:line="240" w:lineRule="auto"/>
               <w:jc w:val="center"/>
               <w:rPr>
-                <w:rFonts w:ascii="Tahoma" w:hAnsi="Tahoma" w:cs="Tahoma"/>
-                <w:b/>
-              </w:rPr>
-            </w:pPr>
-          </w:p>
-        </w:tc>
-        <w:tc>
-          <w:tcPr>
-            <w:tcW w:w="4819" w:type="dxa"/>
-            <w:tcBorders>
-              <w:left w:val="single" w:sz="4" w:space="0" w:color="auto"/>
-              <w:bottom w:val="single" w:sz="4" w:space="0" w:color="auto"/>
-            </w:tcBorders>
-            <w:vAlign w:val="center"/>
-          </w:tcPr>
-          <w:p>
-            <w:pPr>
-              <w:spacing w:after="0" w:line="240" w:lineRule="auto"/>
-              <w:jc w:val="center"/>
-              <w:rPr>
-                <w:rFonts w:ascii="Tahoma" w:hAnsi="Tahoma" w:cs="Tahoma"/>
+                <w:rFonts w:cstheme="minorHAnsi"/>
+                <w:b/>
+              </w:rPr>
+            </w:pPr>
+          </w:p>
+        </w:tc>
+        <w:tc>
+          <w:tcPr>
+            <w:tcW w:w="4819" w:type="dxa"/>
+            <w:tcBorders>
+              <w:left w:val="single" w:sz="4" w:space="0" w:color="auto"/>
+              <w:bottom w:val="single" w:sz="4" w:space="0" w:color="auto"/>
+            </w:tcBorders>
+            <w:vAlign w:val="center"/>
+          </w:tcPr>
+          <w:p>
+            <w:pPr>
+              <w:spacing w:after="0" w:line="240" w:lineRule="auto"/>
+              <w:jc w:val="center"/>
+              <w:rPr>
+                <w:rFonts w:cstheme="minorHAnsi"/>
                 <w:b/>
               </w:rPr>
             </w:pPr>
             <w:r>
               <w:rPr>
-                <w:rFonts w:ascii="Tahoma" w:hAnsi="Tahoma" w:cs="Tahoma"/>
+                <w:rFonts w:cstheme="minorHAnsi"/>
                 <w:b/>
               </w:rPr>
               <w:t>SIGNBOARD</w:t>
@@ -167,7 +167,7 @@
               <w:spacing w:after="0" w:line="240" w:lineRule="auto"/>
               <w:jc w:val="center"/>
               <w:rPr>
-                <w:rFonts w:ascii="Tahoma" w:hAnsi="Tahoma" w:cs="Tahoma"/>
+                <w:rFonts w:cstheme="minorHAnsi"/>
                 <w:b/>
               </w:rPr>
             </w:pPr>
@@ -189,27 +189,27 @@
               <w:spacing w:after="0" w:line="240" w:lineRule="auto"/>
               <w:jc w:val="center"/>
               <w:rPr>
-                <w:rFonts w:ascii="Tahoma" w:hAnsi="Tahoma" w:cs="Tahoma"/>
-                <w:b/>
-              </w:rPr>
-            </w:pPr>
-          </w:p>
-        </w:tc>
-        <w:tc>
-          <w:tcPr>
-            <w:tcW w:w="4819" w:type="dxa"/>
-            <w:tcBorders>
-              <w:left w:val="single" w:sz="4" w:space="0" w:color="auto"/>
-              <w:bottom w:val="single" w:sz="4" w:space="0" w:color="auto"/>
-            </w:tcBorders>
-            <w:vAlign w:val="center"/>
-          </w:tcPr>
-          <w:p>
-            <w:pPr>
-              <w:spacing w:after="0" w:line="240" w:lineRule="auto"/>
-              <w:jc w:val="center"/>
-              <w:rPr>
-                <w:rFonts w:ascii="Tahoma" w:hAnsi="Tahoma" w:cs="Tahoma"/>
+                <w:rFonts w:cstheme="minorHAnsi"/>
+                <w:b/>
+              </w:rPr>
+            </w:pPr>
+          </w:p>
+        </w:tc>
+        <w:tc>
+          <w:tcPr>
+            <w:tcW w:w="4819" w:type="dxa"/>
+            <w:tcBorders>
+              <w:left w:val="single" w:sz="4" w:space="0" w:color="auto"/>
+              <w:bottom w:val="single" w:sz="4" w:space="0" w:color="auto"/>
+            </w:tcBorders>
+            <w:vAlign w:val="center"/>
+          </w:tcPr>
+          <w:p>
+            <w:pPr>
+              <w:spacing w:after="0" w:line="240" w:lineRule="auto"/>
+              <w:jc w:val="center"/>
+              <w:rPr>
+                <w:rFonts w:cstheme="minorHAnsi"/>
                 <w:b/>
               </w:rPr>
             </w:pPr>
@@ -232,7 +232,7 @@
               <w:spacing w:after="0" w:line="240" w:lineRule="auto"/>
               <w:jc w:val="center"/>
               <w:rPr>
-                <w:rFonts w:ascii="Tahoma" w:hAnsi="Tahoma" w:cs="Tahoma"/>
+                <w:rFonts w:cstheme="minorHAnsi"/>
                 <w:b/>
               </w:rPr>
             </w:pPr>
@@ -254,7 +254,7 @@
               <w:spacing w:after="0" w:line="240" w:lineRule="auto"/>
               <w:jc w:val="center"/>
               <w:rPr>
-                <w:rFonts w:ascii="Tahoma" w:hAnsi="Tahoma" w:cs="Tahoma"/>
+                <w:rFonts w:cstheme="minorHAnsi"/>
                 <w:b/>
               </w:rPr>
             </w:pPr>
@@ -275,7 +275,7 @@
               <w:spacing w:after="0" w:line="240" w:lineRule="auto"/>
               <w:jc w:val="center"/>
               <w:rPr>
-                <w:rFonts w:ascii="Tahoma" w:hAnsi="Tahoma" w:cs="Tahoma"/>
+                <w:rFonts w:cstheme="minorHAnsi"/>
                 <w:b/>
               </w:rPr>
             </w:pPr>
@@ -298,13 +298,13 @@
               <w:spacing w:after="0" w:line="240" w:lineRule="auto"/>
               <w:jc w:val="center"/>
               <w:rPr>
-                <w:rFonts w:ascii="Tahoma" w:hAnsi="Tahoma" w:cs="Tahoma"/>
+                <w:rFonts w:cstheme="minorHAnsi"/>
                 <w:b/>
               </w:rPr>
             </w:pPr>
             <w:r>
               <w:rPr>
-                <w:rFonts w:ascii="Tahoma" w:hAnsi="Tahoma" w:cs="Tahoma"/>
+                <w:rFonts w:cstheme="minorHAnsi"/>
                 <w:b/>
               </w:rPr>
               <w:t>SWITCHGEAR</w:t>
@@ -326,7 +326,7 @@
               <w:spacing w:after="0" w:line="240" w:lineRule="auto"/>
               <w:jc w:val="center"/>
               <w:rPr>
-                <w:rFonts w:ascii="Tahoma" w:hAnsi="Tahoma" w:cs="Tahoma"/>
+                <w:rFonts w:cstheme="minorHAnsi"/>
                 <w:b/>
               </w:rPr>
             </w:pPr>
@@ -347,20 +347,20 @@
               <w:spacing w:after="0" w:line="240" w:lineRule="auto"/>
               <w:jc w:val="center"/>
               <w:rPr>
-                <w:rFonts w:ascii="Tahoma" w:hAnsi="Tahoma" w:cs="Tahoma"/>
+                <w:rFonts w:cstheme="minorHAnsi"/>
                 <w:b/>
               </w:rPr>
             </w:pPr>
             <w:r>
               <w:rPr>
-                <w:rFonts w:ascii="Tahoma" w:hAnsi="Tahoma" w:cs="Tahoma"/>
+                <w:rFonts w:cstheme="minorHAnsi"/>
                 <w:b/>
               </w:rPr>
               <w:t xml:space="preserve">SWITCHGEAR </w:t>
             </w:r>
             <w:r>
               <w:rPr>
-                <w:rFonts w:ascii="Tahoma" w:hAnsi="Tahoma" w:cs="Tahoma"/>
+                <w:rFonts w:cstheme="minorHAnsi"/>
                 <w:b/>
               </w:rPr>
               <w:t>NAMEPLATE</w:t>
@@ -386,7 +386,7 @@
               <w:spacing w:after="0" w:line="240" w:lineRule="auto"/>
               <w:jc w:val="center"/>
               <w:rPr>
-                <w:rFonts w:ascii="Tahoma" w:hAnsi="Tahoma" w:cs="Tahoma"/>
+                <w:rFonts w:cstheme="minorHAnsi"/>
                 <w:b/>
               </w:rPr>
             </w:pPr>
@@ -408,27 +408,27 @@
               <w:spacing w:after="0" w:line="240" w:lineRule="auto"/>
               <w:jc w:val="center"/>
               <w:rPr>
-                <w:rFonts w:ascii="Tahoma" w:hAnsi="Tahoma" w:cs="Tahoma"/>
-                <w:b/>
-              </w:rPr>
-            </w:pPr>
-          </w:p>
-        </w:tc>
-        <w:tc>
-          <w:tcPr>
-            <w:tcW w:w="4819" w:type="dxa"/>
-            <w:tcBorders>
-              <w:left w:val="single" w:sz="4" w:space="0" w:color="auto"/>
-              <w:bottom w:val="single" w:sz="4" w:space="0" w:color="auto"/>
-            </w:tcBorders>
-            <w:vAlign w:val="center"/>
-          </w:tcPr>
-          <w:p>
-            <w:pPr>
-              <w:spacing w:after="0" w:line="240" w:lineRule="auto"/>
-              <w:jc w:val="center"/>
-              <w:rPr>
-                <w:rFonts w:ascii="Tahoma" w:hAnsi="Tahoma" w:cs="Tahoma"/>
+                <w:rFonts w:cstheme="minorHAnsi"/>
+                <w:b/>
+              </w:rPr>
+            </w:pPr>
+          </w:p>
+        </w:tc>
+        <w:tc>
+          <w:tcPr>
+            <w:tcW w:w="4819" w:type="dxa"/>
+            <w:tcBorders>
+              <w:left w:val="single" w:sz="4" w:space="0" w:color="auto"/>
+              <w:bottom w:val="single" w:sz="4" w:space="0" w:color="auto"/>
+            </w:tcBorders>
+            <w:vAlign w:val="center"/>
+          </w:tcPr>
+          <w:p>
+            <w:pPr>
+              <w:spacing w:after="0" w:line="240" w:lineRule="auto"/>
+              <w:jc w:val="center"/>
+              <w:rPr>
+                <w:rFonts w:cstheme="minorHAnsi"/>
                 <w:b/>
               </w:rPr>
             </w:pPr>
@@ -451,7 +451,7 @@
               <w:spacing w:after="0" w:line="240" w:lineRule="auto"/>
               <w:jc w:val="center"/>
               <w:rPr>
-                <w:rFonts w:ascii="Tahoma" w:hAnsi="Tahoma" w:cs="Tahoma"/>
+                <w:rFonts w:cstheme="minorHAnsi"/>
                 <w:b/>
               </w:rPr>
             </w:pPr>
@@ -472,7 +472,7 @@
               <w:spacing w:after="0" w:line="240" w:lineRule="auto"/>
               <w:jc w:val="center"/>
               <w:rPr>
-                <w:rFonts w:ascii="Tahoma" w:hAnsi="Tahoma" w:cs="Tahoma"/>
+                <w:rFonts w:cstheme="minorHAnsi"/>
                 <w:b/>
                 <w:u w:val="single"/>
               </w:rPr>
@@ -494,7 +494,7 @@
               <w:spacing w:after="0" w:line="240" w:lineRule="auto"/>
               <w:jc w:val="center"/>
               <w:rPr>
-                <w:rFonts w:ascii="Tahoma" w:hAnsi="Tahoma" w:cs="Tahoma"/>
+                <w:rFonts w:cstheme="minorHAnsi"/>
                 <w:b/>
               </w:rPr>
             </w:pPr>
@@ -517,20 +517,20 @@
               <w:spacing w:after="0" w:line="240" w:lineRule="auto"/>
               <w:jc w:val="center"/>
               <w:rPr>
-                <w:rFonts w:ascii="Tahoma" w:hAnsi="Tahoma" w:cs="Tahoma"/>
+                <w:rFonts w:cstheme="minorHAnsi"/>
                 <w:b/>
               </w:rPr>
             </w:pPr>
             <w:r>
               <w:rPr>
-                <w:rFonts w:ascii="Tahoma" w:hAnsi="Tahoma" w:cs="Tahoma"/>
+                <w:rFonts w:cstheme="minorHAnsi"/>
                 <w:b/>
               </w:rPr>
               <w:t>TRANSFORMER</w:t>
             </w:r>
             <w:r>
               <w:rPr>
-                <w:rFonts w:ascii="Tahoma" w:hAnsi="Tahoma" w:cs="Tahoma"/>
+                <w:rFonts w:cstheme="minorHAnsi"/>
                 <w:b/>
               </w:rPr>
               <w:t xml:space="preserve"> 1 </w:t>
@@ -552,7 +552,7 @@
               <w:spacing w:after="0" w:line="240" w:lineRule="auto"/>
               <w:jc w:val="center"/>
               <w:rPr>
-                <w:rFonts w:ascii="Tahoma" w:hAnsi="Tahoma" w:cs="Tahoma"/>
+                <w:rFonts w:cstheme="minorHAnsi"/>
                 <w:b/>
                 <w:u w:val="single"/>
               </w:rPr>
@@ -574,27 +574,27 @@
               <w:spacing w:after="0" w:line="240" w:lineRule="auto"/>
               <w:jc w:val="center"/>
               <w:rPr>
-                <w:rFonts w:ascii="Tahoma" w:hAnsi="Tahoma" w:cs="Tahoma"/>
+                <w:rFonts w:cstheme="minorHAnsi"/>
                 <w:b/>
               </w:rPr>
             </w:pPr>
             <w:r>
               <w:rPr>
-                <w:rFonts w:ascii="Tahoma" w:hAnsi="Tahoma" w:cs="Tahoma"/>
+                <w:rFonts w:cstheme="minorHAnsi"/>
                 <w:b/>
               </w:rPr>
               <w:t>TRANSFORMER</w:t>
             </w:r>
             <w:r>
               <w:rPr>
-                <w:rFonts w:ascii="Tahoma" w:hAnsi="Tahoma" w:cs="Tahoma"/>
+                <w:rFonts w:cstheme="minorHAnsi"/>
                 <w:b/>
               </w:rPr>
               <w:t xml:space="preserve"> 1</w:t>
             </w:r>
             <w:r>
               <w:rPr>
-                <w:rFonts w:ascii="Tahoma" w:hAnsi="Tahoma" w:cs="Tahoma"/>
+                <w:rFonts w:cstheme="minorHAnsi"/>
                 <w:b/>
               </w:rPr>
               <w:t xml:space="preserve"> NAMEPLATE</w:t>
@@ -619,7 +619,7 @@
               <w:spacing w:after="0" w:line="240" w:lineRule="auto"/>
               <w:jc w:val="center"/>
               <w:rPr>
-                <w:rFonts w:ascii="Tahoma" w:hAnsi="Tahoma" w:cs="Tahoma"/>
+                <w:rFonts w:cstheme="minorHAnsi"/>
                 <w:b/>
               </w:rPr>
             </w:pPr>
@@ -641,7 +641,7 @@
               <w:spacing w:after="0" w:line="240" w:lineRule="auto"/>
               <w:jc w:val="center"/>
               <w:rPr>
-                <w:rFonts w:ascii="Tahoma" w:hAnsi="Tahoma" w:cs="Tahoma"/>
+                <w:rFonts w:cstheme="minorHAnsi"/>
                 <w:b/>
                 <w:u w:val="single"/>
               </w:rPr>
@@ -661,7 +661,7 @@
               <w:spacing w:after="0" w:line="240" w:lineRule="auto"/>
               <w:jc w:val="center"/>
               <w:rPr>
-                <w:rFonts w:ascii="Tahoma" w:hAnsi="Tahoma" w:cs="Tahoma"/>
+                <w:rFonts w:cstheme="minorHAnsi"/>
                 <w:b/>
               </w:rPr>
             </w:pPr>
@@ -670,7 +670,15 @@
       </w:tr>
     </w:tbl>
     <w:p>
+      <w:pPr>
+        <w:rPr>
+          <w:rFonts w:cstheme="minorHAnsi"/>
+        </w:rPr>
+      </w:pPr>
       <w:r>
+        <w:rPr>
+          <w:rFonts w:cstheme="minorHAnsi"/>
+        </w:rPr>
         <w:br w:type="page"/>
       </w:r>
     </w:p>
@@ -679,7 +687,7 @@
         <w:spacing w:after="0"/>
         <w:jc w:val="center"/>
         <w:rPr>
-          <w:rFonts w:ascii="Tahoma" w:hAnsi="Tahoma" w:cs="Tahoma"/>
+          <w:rFonts w:cstheme="minorHAnsi"/>
           <w:b/>
           <w:sz w:val="32"/>
           <w:szCs w:val="32"/>
@@ -688,7 +696,7 @@
       </w:pPr>
       <w:r>
         <w:rPr>
-          <w:rFonts w:ascii="Tahoma" w:hAnsi="Tahoma" w:cs="Tahoma"/>
+          <w:rFonts w:cstheme="minorHAnsi"/>
           <w:b/>
           <w:sz w:val="32"/>
           <w:szCs w:val="32"/>
@@ -699,7 +707,7 @@
       </w:r>
       <w:r>
         <w:rPr>
-          <w:rFonts w:ascii="Tahoma" w:hAnsi="Tahoma" w:cs="Tahoma"/>
+          <w:rFonts w:cstheme="minorHAnsi"/>
           <w:b/>
           <w:sz w:val="32"/>
           <w:szCs w:val="32"/>
@@ -712,7 +720,7 @@
       <w:pPr>
         <w:spacing w:after="0"/>
         <w:rPr>
-          <w:rFonts w:ascii="Tahoma" w:hAnsi="Tahoma" w:cs="Tahoma"/>
+          <w:rFonts w:cstheme="minorHAnsi"/>
           <w:b/>
           <w:u w:val="single"/>
         </w:rPr>
@@ -753,13 +761,13 @@
               <w:spacing w:after="0" w:line="240" w:lineRule="auto"/>
               <w:jc w:val="center"/>
               <w:rPr>
-                <w:rFonts w:ascii="Tahoma" w:hAnsi="Tahoma" w:cs="Tahoma"/>
+                <w:rFonts w:cstheme="minorHAnsi"/>
                 <w:b/>
               </w:rPr>
             </w:pPr>
             <w:r>
               <w:rPr>
-                <w:rFonts w:ascii="Tahoma" w:hAnsi="Tahoma" w:cs="Tahoma"/>
+                <w:rFonts w:cstheme="minorHAnsi"/>
                 <w:b/>
               </w:rPr>
               <w:t>TRANSFORMER 2</w:t>
@@ -781,33 +789,33 @@
               <w:spacing w:after="0" w:line="240" w:lineRule="auto"/>
               <w:jc w:val="center"/>
               <w:rPr>
-                <w:rFonts w:ascii="Tahoma" w:hAnsi="Tahoma" w:cs="Tahoma"/>
-                <w:b/>
-              </w:rPr>
-            </w:pPr>
-          </w:p>
-        </w:tc>
-        <w:tc>
-          <w:tcPr>
-            <w:tcW w:w="4819" w:type="dxa"/>
-            <w:tcBorders>
-              <w:left w:val="single" w:sz="4" w:space="0" w:color="auto"/>
-              <w:bottom w:val="single" w:sz="4" w:space="0" w:color="auto"/>
-            </w:tcBorders>
-            <w:vAlign w:val="center"/>
-          </w:tcPr>
-          <w:p>
-            <w:pPr>
-              <w:spacing w:after="0" w:line="240" w:lineRule="auto"/>
-              <w:jc w:val="center"/>
-              <w:rPr>
-                <w:rFonts w:ascii="Tahoma" w:hAnsi="Tahoma" w:cs="Tahoma"/>
+                <w:rFonts w:cstheme="minorHAnsi"/>
+                <w:b/>
+              </w:rPr>
+            </w:pPr>
+          </w:p>
+        </w:tc>
+        <w:tc>
+          <w:tcPr>
+            <w:tcW w:w="4819" w:type="dxa"/>
+            <w:tcBorders>
+              <w:left w:val="single" w:sz="4" w:space="0" w:color="auto"/>
+              <w:bottom w:val="single" w:sz="4" w:space="0" w:color="auto"/>
+            </w:tcBorders>
+            <w:vAlign w:val="center"/>
+          </w:tcPr>
+          <w:p>
+            <w:pPr>
+              <w:spacing w:after="0" w:line="240" w:lineRule="auto"/>
+              <w:jc w:val="center"/>
+              <w:rPr>
+                <w:rFonts w:cstheme="minorHAnsi"/>
                 <w:b/>
               </w:rPr>
             </w:pPr>
             <w:r>
               <w:rPr>
-                <w:rFonts w:ascii="Tahoma" w:hAnsi="Tahoma" w:cs="Tahoma"/>
+                <w:rFonts w:cstheme="minorHAnsi"/>
                 <w:b/>
               </w:rPr>
               <w:t>TRANSFORMER 2 NAMEPLATE</w:t>
@@ -833,7 +841,7 @@
               <w:spacing w:after="0" w:line="240" w:lineRule="auto"/>
               <w:jc w:val="center"/>
               <w:rPr>
-                <w:rFonts w:ascii="Tahoma" w:hAnsi="Tahoma" w:cs="Tahoma"/>
+                <w:rFonts w:cstheme="minorHAnsi"/>
                 <w:b/>
               </w:rPr>
             </w:pPr>
@@ -855,27 +863,27 @@
               <w:spacing w:after="0" w:line="240" w:lineRule="auto"/>
               <w:jc w:val="center"/>
               <w:rPr>
-                <w:rFonts w:ascii="Tahoma" w:hAnsi="Tahoma" w:cs="Tahoma"/>
-                <w:b/>
-              </w:rPr>
-            </w:pPr>
-          </w:p>
-        </w:tc>
-        <w:tc>
-          <w:tcPr>
-            <w:tcW w:w="4819" w:type="dxa"/>
-            <w:tcBorders>
-              <w:left w:val="single" w:sz="4" w:space="0" w:color="auto"/>
-              <w:bottom w:val="single" w:sz="4" w:space="0" w:color="auto"/>
-            </w:tcBorders>
-            <w:vAlign w:val="center"/>
-          </w:tcPr>
-          <w:p>
-            <w:pPr>
-              <w:spacing w:after="0" w:line="240" w:lineRule="auto"/>
-              <w:jc w:val="center"/>
-              <w:rPr>
-                <w:rFonts w:ascii="Tahoma" w:hAnsi="Tahoma" w:cs="Tahoma"/>
+                <w:rFonts w:cstheme="minorHAnsi"/>
+                <w:b/>
+              </w:rPr>
+            </w:pPr>
+          </w:p>
+        </w:tc>
+        <w:tc>
+          <w:tcPr>
+            <w:tcW w:w="4819" w:type="dxa"/>
+            <w:tcBorders>
+              <w:left w:val="single" w:sz="4" w:space="0" w:color="auto"/>
+              <w:bottom w:val="single" w:sz="4" w:space="0" w:color="auto"/>
+            </w:tcBorders>
+            <w:vAlign w:val="center"/>
+          </w:tcPr>
+          <w:p>
+            <w:pPr>
+              <w:spacing w:after="0" w:line="240" w:lineRule="auto"/>
+              <w:jc w:val="center"/>
+              <w:rPr>
+                <w:rFonts w:cstheme="minorHAnsi"/>
                 <w:b/>
               </w:rPr>
             </w:pPr>
@@ -898,7 +906,7 @@
               <w:spacing w:after="0" w:line="240" w:lineRule="auto"/>
               <w:jc w:val="center"/>
               <w:rPr>
-                <w:rFonts w:ascii="Tahoma" w:hAnsi="Tahoma" w:cs="Tahoma"/>
+                <w:rFonts w:cstheme="minorHAnsi"/>
                 <w:b/>
               </w:rPr>
             </w:pPr>
@@ -920,7 +928,7 @@
               <w:spacing w:after="0" w:line="240" w:lineRule="auto"/>
               <w:jc w:val="center"/>
               <w:rPr>
-                <w:rFonts w:ascii="Tahoma" w:hAnsi="Tahoma" w:cs="Tahoma"/>
+                <w:rFonts w:cstheme="minorHAnsi"/>
                 <w:b/>
               </w:rPr>
             </w:pPr>
@@ -941,7 +949,7 @@
               <w:spacing w:after="0" w:line="240" w:lineRule="auto"/>
               <w:jc w:val="center"/>
               <w:rPr>
-                <w:rFonts w:ascii="Tahoma" w:hAnsi="Tahoma" w:cs="Tahoma"/>
+                <w:rFonts w:cstheme="minorHAnsi"/>
                 <w:b/>
               </w:rPr>
             </w:pPr>
@@ -964,21 +972,21 @@
               <w:spacing w:after="0" w:line="240" w:lineRule="auto"/>
               <w:jc w:val="center"/>
               <w:rPr>
-                <w:rFonts w:ascii="Tahoma" w:hAnsi="Tahoma" w:cs="Tahoma"/>
+                <w:rFonts w:cstheme="minorHAnsi"/>
                 <w:b/>
               </w:rPr>
             </w:pPr>
             <w:bookmarkStart w:id="0" w:name="_Hlk156929591"/>
             <w:r>
               <w:rPr>
-                <w:rFonts w:ascii="Tahoma" w:hAnsi="Tahoma" w:cs="Tahoma"/>
+                <w:rFonts w:cstheme="minorHAnsi"/>
                 <w:b/>
               </w:rPr>
               <w:t>LVDB</w:t>
             </w:r>
             <w:r>
               <w:rPr>
-                <w:rFonts w:ascii="Tahoma" w:hAnsi="Tahoma" w:cs="Tahoma"/>
+                <w:rFonts w:cstheme="minorHAnsi"/>
                 <w:b/>
               </w:rPr>
               <w:t xml:space="preserve"> TX1</w:t>
@@ -1000,7 +1008,7 @@
               <w:spacing w:after="0" w:line="240" w:lineRule="auto"/>
               <w:jc w:val="center"/>
               <w:rPr>
-                <w:rFonts w:ascii="Tahoma" w:hAnsi="Tahoma" w:cs="Tahoma"/>
+                <w:rFonts w:cstheme="minorHAnsi"/>
                 <w:b/>
               </w:rPr>
             </w:pPr>
@@ -1022,20 +1030,20 @@
               <w:spacing w:after="0" w:line="240" w:lineRule="auto"/>
               <w:jc w:val="center"/>
               <w:rPr>
-                <w:rFonts w:ascii="Tahoma" w:hAnsi="Tahoma" w:cs="Tahoma"/>
+                <w:rFonts w:cstheme="minorHAnsi"/>
                 <w:b/>
               </w:rPr>
             </w:pPr>
             <w:r>
               <w:rPr>
-                <w:rFonts w:ascii="Tahoma" w:hAnsi="Tahoma" w:cs="Tahoma"/>
+                <w:rFonts w:cstheme="minorHAnsi"/>
                 <w:b/>
               </w:rPr>
               <w:t>LVDB</w:t>
             </w:r>
             <w:r>
               <w:rPr>
-                <w:rFonts w:ascii="Tahoma" w:hAnsi="Tahoma" w:cs="Tahoma"/>
+                <w:rFonts w:cstheme="minorHAnsi"/>
                 <w:b/>
               </w:rPr>
               <w:t xml:space="preserve"> TX1 NAMEPLATE</w:t>
@@ -1061,7 +1069,7 @@
               <w:spacing w:after="0" w:line="240" w:lineRule="auto"/>
               <w:jc w:val="center"/>
               <w:rPr>
-                <w:rFonts w:ascii="Tahoma" w:hAnsi="Tahoma" w:cs="Tahoma"/>
+                <w:rFonts w:cstheme="minorHAnsi"/>
                 <w:b/>
               </w:rPr>
             </w:pPr>
@@ -1083,7 +1091,7 @@
               <w:spacing w:after="0" w:line="240" w:lineRule="auto"/>
               <w:jc w:val="center"/>
               <w:rPr>
-                <w:rFonts w:ascii="Tahoma" w:hAnsi="Tahoma" w:cs="Tahoma"/>
+                <w:rFonts w:cstheme="minorHAnsi"/>
                 <w:b/>
               </w:rPr>
             </w:pPr>
@@ -1105,7 +1113,7 @@
               <w:spacing w:after="0" w:line="240" w:lineRule="auto"/>
               <w:jc w:val="center"/>
               <w:rPr>
-                <w:rFonts w:ascii="Tahoma" w:hAnsi="Tahoma" w:cs="Tahoma"/>
+                <w:rFonts w:cstheme="minorHAnsi"/>
                 <w:b/>
               </w:rPr>
             </w:pPr>
@@ -1129,7 +1137,7 @@
               <w:spacing w:after="0" w:line="240" w:lineRule="auto"/>
               <w:jc w:val="center"/>
               <w:rPr>
-                <w:rFonts w:ascii="Tahoma" w:hAnsi="Tahoma" w:cs="Tahoma"/>
+                <w:rFonts w:cstheme="minorHAnsi"/>
                 <w:b/>
               </w:rPr>
             </w:pPr>
@@ -1150,7 +1158,7 @@
               <w:spacing w:after="0" w:line="240" w:lineRule="auto"/>
               <w:jc w:val="center"/>
               <w:rPr>
-                <w:rFonts w:ascii="Tahoma" w:hAnsi="Tahoma" w:cs="Tahoma"/>
+                <w:rFonts w:cstheme="minorHAnsi"/>
                 <w:b/>
                 <w:u w:val="single"/>
               </w:rPr>
@@ -1172,7 +1180,7 @@
               <w:spacing w:after="0" w:line="240" w:lineRule="auto"/>
               <w:jc w:val="center"/>
               <w:rPr>
-                <w:rFonts w:ascii="Tahoma" w:hAnsi="Tahoma" w:cs="Tahoma"/>
+                <w:rFonts w:cstheme="minorHAnsi"/>
                 <w:b/>
               </w:rPr>
             </w:pPr>
@@ -1196,13 +1204,13 @@
               <w:spacing w:after="0" w:line="240" w:lineRule="auto"/>
               <w:jc w:val="center"/>
               <w:rPr>
-                <w:rFonts w:ascii="Tahoma" w:hAnsi="Tahoma" w:cs="Tahoma"/>
+                <w:rFonts w:cstheme="minorHAnsi"/>
                 <w:b/>
               </w:rPr>
             </w:pPr>
             <w:r>
               <w:rPr>
-                <w:rFonts w:ascii="Tahoma" w:hAnsi="Tahoma" w:cs="Tahoma"/>
+                <w:rFonts w:cstheme="minorHAnsi"/>
                 <w:b/>
               </w:rPr>
               <w:t>EFI</w:t>
@@ -1224,7 +1232,7 @@
               <w:spacing w:after="0" w:line="240" w:lineRule="auto"/>
               <w:jc w:val="center"/>
               <w:rPr>
-                <w:rFonts w:ascii="Tahoma" w:hAnsi="Tahoma" w:cs="Tahoma"/>
+                <w:rFonts w:cstheme="minorHAnsi"/>
                 <w:b/>
                 <w:u w:val="single"/>
               </w:rPr>
@@ -1247,13 +1255,13 @@
               <w:spacing w:after="0" w:line="240" w:lineRule="auto"/>
               <w:jc w:val="center"/>
               <w:rPr>
-                <w:rFonts w:ascii="Tahoma" w:hAnsi="Tahoma" w:cs="Tahoma"/>
+                <w:rFonts w:cstheme="minorHAnsi"/>
                 <w:b/>
               </w:rPr>
             </w:pPr>
             <w:r>
               <w:rPr>
-                <w:rFonts w:ascii="Tahoma" w:hAnsi="Tahoma" w:cs="Tahoma"/>
+                <w:rFonts w:cstheme="minorHAnsi"/>
                 <w:b/>
               </w:rPr>
               <w:t>SF6 INDICATOR</w:t>
@@ -1281,7 +1289,7 @@
               <w:spacing w:after="0" w:line="240" w:lineRule="auto"/>
               <w:jc w:val="center"/>
               <w:rPr>
-                <w:rFonts w:ascii="Tahoma" w:hAnsi="Tahoma" w:cs="Tahoma"/>
+                <w:rFonts w:cstheme="minorHAnsi"/>
                 <w:b/>
               </w:rPr>
             </w:pPr>
@@ -1303,7 +1311,7 @@
               <w:spacing w:after="0" w:line="240" w:lineRule="auto"/>
               <w:jc w:val="center"/>
               <w:rPr>
-                <w:rFonts w:ascii="Tahoma" w:hAnsi="Tahoma" w:cs="Tahoma"/>
+                <w:rFonts w:cstheme="minorHAnsi"/>
                 <w:b/>
                 <w:u w:val="single"/>
               </w:rPr>
@@ -1326,7 +1334,7 @@
               <w:spacing w:after="0" w:line="240" w:lineRule="auto"/>
               <w:jc w:val="center"/>
               <w:rPr>
-                <w:rFonts w:ascii="Tahoma" w:hAnsi="Tahoma" w:cs="Tahoma"/>
+                <w:rFonts w:cstheme="minorHAnsi"/>
                 <w:b/>
               </w:rPr>
             </w:pPr>
@@ -1339,7 +1347,7 @@
         <w:spacing w:after="0"/>
         <w:jc w:val="center"/>
         <w:rPr>
-          <w:rFonts w:ascii="Tahoma" w:hAnsi="Tahoma" w:cs="Tahoma"/>
+          <w:rFonts w:cstheme="minorHAnsi"/>
           <w:b/>
           <w:sz w:val="32"/>
           <w:szCs w:val="32"/>
@@ -1347,11 +1355,14 @@
         </w:rPr>
       </w:pPr>
       <w:r>
+        <w:rPr>
+          <w:rFonts w:cstheme="minorHAnsi"/>
+        </w:rPr>
         <w:br w:type="page"/>
       </w:r>
       <w:r>
         <w:rPr>
-          <w:rFonts w:ascii="Tahoma" w:hAnsi="Tahoma" w:cs="Tahoma"/>
+          <w:rFonts w:cstheme="minorHAnsi"/>
           <w:b/>
           <w:sz w:val="32"/>
           <w:szCs w:val="32"/>
@@ -1365,7 +1376,7 @@
       <w:pPr>
         <w:spacing w:after="0"/>
         <w:rPr>
-          <w:rFonts w:ascii="Tahoma" w:hAnsi="Tahoma" w:cs="Tahoma"/>
+          <w:rFonts w:cstheme="minorHAnsi"/>
           <w:b/>
           <w:u w:val="single"/>
         </w:rPr>
@@ -1406,20 +1417,20 @@
               <w:spacing w:after="0" w:line="240" w:lineRule="auto"/>
               <w:jc w:val="center"/>
               <w:rPr>
-                <w:rFonts w:ascii="Tahoma" w:hAnsi="Tahoma" w:cs="Tahoma"/>
+                <w:rFonts w:cstheme="minorHAnsi"/>
                 <w:b/>
               </w:rPr>
             </w:pPr>
             <w:r>
               <w:rPr>
-                <w:rFonts w:ascii="Tahoma" w:hAnsi="Tahoma" w:cs="Tahoma"/>
+                <w:rFonts w:cstheme="minorHAnsi"/>
                 <w:b/>
               </w:rPr>
               <w:t xml:space="preserve">FIRE EXTINGUISHER </w:t>
             </w:r>
             <w:r>
               <w:rPr>
-                <w:rFonts w:ascii="Tahoma" w:hAnsi="Tahoma" w:cs="Tahoma"/>
+                <w:rFonts w:cstheme="minorHAnsi"/>
                 <w:b/>
               </w:rPr>
               <w:br/>
@@ -1442,40 +1453,40 @@
               <w:spacing w:after="0" w:line="240" w:lineRule="auto"/>
               <w:jc w:val="center"/>
               <w:rPr>
-                <w:rFonts w:ascii="Tahoma" w:hAnsi="Tahoma" w:cs="Tahoma"/>
-                <w:b/>
-              </w:rPr>
-            </w:pPr>
-          </w:p>
-        </w:tc>
-        <w:tc>
-          <w:tcPr>
-            <w:tcW w:w="4819" w:type="dxa"/>
-            <w:tcBorders>
-              <w:left w:val="single" w:sz="4" w:space="0" w:color="auto"/>
-              <w:bottom w:val="single" w:sz="4" w:space="0" w:color="auto"/>
-            </w:tcBorders>
-            <w:vAlign w:val="center"/>
-          </w:tcPr>
-          <w:p>
-            <w:pPr>
-              <w:spacing w:after="0" w:line="240" w:lineRule="auto"/>
-              <w:jc w:val="center"/>
-              <w:rPr>
-                <w:rFonts w:ascii="Tahoma" w:hAnsi="Tahoma" w:cs="Tahoma"/>
+                <w:rFonts w:cstheme="minorHAnsi"/>
+                <w:b/>
+              </w:rPr>
+            </w:pPr>
+          </w:p>
+        </w:tc>
+        <w:tc>
+          <w:tcPr>
+            <w:tcW w:w="4819" w:type="dxa"/>
+            <w:tcBorders>
+              <w:left w:val="single" w:sz="4" w:space="0" w:color="auto"/>
+              <w:bottom w:val="single" w:sz="4" w:space="0" w:color="auto"/>
+            </w:tcBorders>
+            <w:vAlign w:val="center"/>
+          </w:tcPr>
+          <w:p>
+            <w:pPr>
+              <w:spacing w:after="0" w:line="240" w:lineRule="auto"/>
+              <w:jc w:val="center"/>
+              <w:rPr>
+                <w:rFonts w:cstheme="minorHAnsi"/>
                 <w:b/>
               </w:rPr>
             </w:pPr>
             <w:r>
               <w:rPr>
-                <w:rFonts w:ascii="Tahoma" w:hAnsi="Tahoma" w:cs="Tahoma"/>
+                <w:rFonts w:cstheme="minorHAnsi"/>
                 <w:b/>
               </w:rPr>
               <w:t>FIRE EXTINGUISHER</w:t>
             </w:r>
             <w:r>
               <w:rPr>
-                <w:rFonts w:ascii="Tahoma" w:hAnsi="Tahoma" w:cs="Tahoma"/>
+                <w:rFonts w:cstheme="minorHAnsi"/>
                 <w:b/>
               </w:rPr>
               <w:t xml:space="preserve"> EXPIRY DATE</w:t>
@@ -1501,7 +1512,7 @@
               <w:spacing w:after="0" w:line="240" w:lineRule="auto"/>
               <w:jc w:val="center"/>
               <w:rPr>
-                <w:rFonts w:ascii="Tahoma" w:hAnsi="Tahoma" w:cs="Tahoma"/>
+                <w:rFonts w:cstheme="minorHAnsi"/>
                 <w:b/>
               </w:rPr>
             </w:pPr>
@@ -1523,27 +1534,27 @@
               <w:spacing w:after="0" w:line="240" w:lineRule="auto"/>
               <w:jc w:val="center"/>
               <w:rPr>
-                <w:rFonts w:ascii="Tahoma" w:hAnsi="Tahoma" w:cs="Tahoma"/>
-                <w:b/>
-              </w:rPr>
-            </w:pPr>
-          </w:p>
-        </w:tc>
-        <w:tc>
-          <w:tcPr>
-            <w:tcW w:w="4819" w:type="dxa"/>
-            <w:tcBorders>
-              <w:left w:val="single" w:sz="4" w:space="0" w:color="auto"/>
-              <w:bottom w:val="single" w:sz="4" w:space="0" w:color="auto"/>
-            </w:tcBorders>
-            <w:vAlign w:val="center"/>
-          </w:tcPr>
-          <w:p>
-            <w:pPr>
-              <w:spacing w:after="0" w:line="240" w:lineRule="auto"/>
-              <w:jc w:val="center"/>
-              <w:rPr>
-                <w:rFonts w:ascii="Tahoma" w:hAnsi="Tahoma" w:cs="Tahoma"/>
+                <w:rFonts w:cstheme="minorHAnsi"/>
+                <w:b/>
+              </w:rPr>
+            </w:pPr>
+          </w:p>
+        </w:tc>
+        <w:tc>
+          <w:tcPr>
+            <w:tcW w:w="4819" w:type="dxa"/>
+            <w:tcBorders>
+              <w:left w:val="single" w:sz="4" w:space="0" w:color="auto"/>
+              <w:bottom w:val="single" w:sz="4" w:space="0" w:color="auto"/>
+            </w:tcBorders>
+            <w:vAlign w:val="center"/>
+          </w:tcPr>
+          <w:p>
+            <w:pPr>
+              <w:spacing w:after="0" w:line="240" w:lineRule="auto"/>
+              <w:jc w:val="center"/>
+              <w:rPr>
+                <w:rFonts w:cstheme="minorHAnsi"/>
                 <w:b/>
               </w:rPr>
             </w:pPr>
@@ -1565,7 +1576,7 @@
               <w:spacing w:after="0" w:line="240" w:lineRule="auto"/>
               <w:jc w:val="center"/>
               <w:rPr>
-                <w:rFonts w:ascii="Tahoma" w:hAnsi="Tahoma" w:cs="Tahoma"/>
+                <w:rFonts w:cstheme="minorHAnsi"/>
                 <w:b/>
               </w:rPr>
             </w:pPr>
@@ -1586,7 +1597,7 @@
               <w:spacing w:after="0" w:line="240" w:lineRule="auto"/>
               <w:jc w:val="center"/>
               <w:rPr>
-                <w:rFonts w:ascii="Tahoma" w:hAnsi="Tahoma" w:cs="Tahoma"/>
+                <w:rFonts w:cstheme="minorHAnsi"/>
                 <w:b/>
               </w:rPr>
             </w:pPr>
@@ -1606,7 +1617,7 @@
               <w:spacing w:after="0" w:line="240" w:lineRule="auto"/>
               <w:jc w:val="center"/>
               <w:rPr>
-                <w:rFonts w:ascii="Tahoma" w:hAnsi="Tahoma" w:cs="Tahoma"/>
+                <w:rFonts w:cstheme="minorHAnsi"/>
                 <w:b/>
               </w:rPr>
             </w:pPr>
@@ -1629,20 +1640,20 @@
               <w:spacing w:after="0" w:line="240" w:lineRule="auto"/>
               <w:jc w:val="center"/>
               <w:rPr>
-                <w:rFonts w:ascii="Tahoma" w:hAnsi="Tahoma" w:cs="Tahoma"/>
+                <w:rFonts w:cstheme="minorHAnsi"/>
                 <w:b/>
               </w:rPr>
             </w:pPr>
             <w:r>
               <w:rPr>
-                <w:rFonts w:ascii="Tahoma" w:hAnsi="Tahoma" w:cs="Tahoma"/>
+                <w:rFonts w:cstheme="minorHAnsi"/>
                 <w:b/>
               </w:rPr>
               <w:t>FIRE EXTINGUISHER</w:t>
             </w:r>
             <w:r>
               <w:rPr>
-                <w:rFonts w:ascii="Tahoma" w:hAnsi="Tahoma" w:cs="Tahoma"/>
+                <w:rFonts w:cstheme="minorHAnsi"/>
                 <w:b/>
               </w:rPr>
               <w:br/>
@@ -1665,7 +1676,7 @@
               <w:spacing w:after="0" w:line="240" w:lineRule="auto"/>
               <w:jc w:val="center"/>
               <w:rPr>
-                <w:rFonts w:ascii="Tahoma" w:hAnsi="Tahoma" w:cs="Tahoma"/>
+                <w:rFonts w:cstheme="minorHAnsi"/>
                 <w:b/>
               </w:rPr>
             </w:pPr>
@@ -1687,13 +1698,13 @@
               <w:spacing w:after="0" w:line="240" w:lineRule="auto"/>
               <w:jc w:val="center"/>
               <w:rPr>
-                <w:rFonts w:ascii="Tahoma" w:hAnsi="Tahoma" w:cs="Tahoma"/>
+                <w:rFonts w:cstheme="minorHAnsi"/>
                 <w:b/>
               </w:rPr>
             </w:pPr>
             <w:r>
               <w:rPr>
-                <w:rFonts w:ascii="Tahoma" w:hAnsi="Tahoma" w:cs="Tahoma"/>
+                <w:rFonts w:cstheme="minorHAnsi"/>
                 <w:b/>
               </w:rPr>
               <w:t>FIRE EXTINGUISHER EXPIRY DATE</w:t>
@@ -1719,7 +1730,7 @@
               <w:spacing w:after="0" w:line="240" w:lineRule="auto"/>
               <w:jc w:val="center"/>
               <w:rPr>
-                <w:rFonts w:ascii="Tahoma" w:hAnsi="Tahoma" w:cs="Tahoma"/>
+                <w:rFonts w:cstheme="minorHAnsi"/>
                 <w:b/>
               </w:rPr>
             </w:pPr>
@@ -1741,7 +1752,7 @@
               <w:spacing w:after="0" w:line="240" w:lineRule="auto"/>
               <w:jc w:val="center"/>
               <w:rPr>
-                <w:rFonts w:ascii="Tahoma" w:hAnsi="Tahoma" w:cs="Tahoma"/>
+                <w:rFonts w:cstheme="minorHAnsi"/>
                 <w:b/>
               </w:rPr>
             </w:pPr>
@@ -1763,7 +1774,7 @@
               <w:spacing w:after="0" w:line="240" w:lineRule="auto"/>
               <w:jc w:val="center"/>
               <w:rPr>
-                <w:rFonts w:ascii="Tahoma" w:hAnsi="Tahoma" w:cs="Tahoma"/>
+                <w:rFonts w:cstheme="minorHAnsi"/>
                 <w:b/>
               </w:rPr>
             </w:pPr>
@@ -1786,7 +1797,7 @@
               <w:spacing w:after="0" w:line="240" w:lineRule="auto"/>
               <w:jc w:val="center"/>
               <w:rPr>
-                <w:rFonts w:ascii="Tahoma" w:hAnsi="Tahoma" w:cs="Tahoma"/>
+                <w:rFonts w:cstheme="minorHAnsi"/>
                 <w:b/>
               </w:rPr>
             </w:pPr>
@@ -1807,7 +1818,7 @@
               <w:spacing w:after="0" w:line="240" w:lineRule="auto"/>
               <w:jc w:val="center"/>
               <w:rPr>
-                <w:rFonts w:ascii="Tahoma" w:hAnsi="Tahoma" w:cs="Tahoma"/>
+                <w:rFonts w:cstheme="minorHAnsi"/>
                 <w:b/>
                 <w:u w:val="single"/>
               </w:rPr>
@@ -1829,7 +1840,7 @@
               <w:spacing w:after="0" w:line="240" w:lineRule="auto"/>
               <w:jc w:val="center"/>
               <w:rPr>
-                <w:rFonts w:ascii="Tahoma" w:hAnsi="Tahoma" w:cs="Tahoma"/>
+                <w:rFonts w:cstheme="minorHAnsi"/>
                 <w:b/>
               </w:rPr>
             </w:pPr>
@@ -1853,20 +1864,20 @@
               <w:spacing w:after="0" w:line="240" w:lineRule="auto"/>
               <w:jc w:val="center"/>
               <w:rPr>
-                <w:rFonts w:ascii="Tahoma" w:hAnsi="Tahoma" w:cs="Tahoma"/>
+                <w:rFonts w:cstheme="minorHAnsi"/>
                 <w:b/>
               </w:rPr>
             </w:pPr>
             <w:r>
               <w:rPr>
-                <w:rFonts w:ascii="Tahoma" w:hAnsi="Tahoma" w:cs="Tahoma"/>
+                <w:rFonts w:cstheme="minorHAnsi"/>
                 <w:b/>
               </w:rPr>
               <w:t>FIRE EXTINGUISHER</w:t>
             </w:r>
             <w:r>
               <w:rPr>
-                <w:rFonts w:ascii="Tahoma" w:hAnsi="Tahoma" w:cs="Tahoma"/>
+                <w:rFonts w:cstheme="minorHAnsi"/>
                 <w:b/>
               </w:rPr>
               <w:br/>
@@ -1889,7 +1900,7 @@
               <w:spacing w:after="0" w:line="240" w:lineRule="auto"/>
               <w:jc w:val="center"/>
               <w:rPr>
-                <w:rFonts w:ascii="Tahoma" w:hAnsi="Tahoma" w:cs="Tahoma"/>
+                <w:rFonts w:cstheme="minorHAnsi"/>
                 <w:b/>
                 <w:u w:val="single"/>
               </w:rPr>
@@ -1912,13 +1923,13 @@
               <w:spacing w:after="0" w:line="240" w:lineRule="auto"/>
               <w:jc w:val="center"/>
               <w:rPr>
-                <w:rFonts w:ascii="Tahoma" w:hAnsi="Tahoma" w:cs="Tahoma"/>
+                <w:rFonts w:cstheme="minorHAnsi"/>
                 <w:b/>
               </w:rPr>
             </w:pPr>
             <w:r>
               <w:rPr>
-                <w:rFonts w:ascii="Tahoma" w:hAnsi="Tahoma" w:cs="Tahoma"/>
+                <w:rFonts w:cstheme="minorHAnsi"/>
                 <w:b/>
               </w:rPr>
               <w:t>FIRE EXTINGUISHER EXPIRY DATE</w:t>
@@ -1946,7 +1957,7 @@
               <w:spacing w:after="0" w:line="240" w:lineRule="auto"/>
               <w:jc w:val="center"/>
               <w:rPr>
-                <w:rFonts w:ascii="Tahoma" w:hAnsi="Tahoma" w:cs="Tahoma"/>
+                <w:rFonts w:cstheme="minorHAnsi"/>
                 <w:b/>
               </w:rPr>
             </w:pPr>
@@ -1968,7 +1979,7 @@
               <w:spacing w:after="0" w:line="240" w:lineRule="auto"/>
               <w:jc w:val="center"/>
               <w:rPr>
-                <w:rFonts w:ascii="Tahoma" w:hAnsi="Tahoma" w:cs="Tahoma"/>
+                <w:rFonts w:cstheme="minorHAnsi"/>
                 <w:b/>
                 <w:u w:val="single"/>
               </w:rPr>
@@ -1991,7 +2002,7 @@
               <w:spacing w:after="0" w:line="240" w:lineRule="auto"/>
               <w:jc w:val="center"/>
               <w:rPr>
-                <w:rFonts w:ascii="Tahoma" w:hAnsi="Tahoma" w:cs="Tahoma"/>
+                <w:rFonts w:cstheme="minorHAnsi"/>
                 <w:b/>
               </w:rPr>
             </w:pPr>
@@ -1999,11 +2010,17 @@
         </w:tc>
       </w:tr>
     </w:tbl>
-    <w:p/>
     <w:p>
       <w:pPr>
         <w:rPr>
-          <w:rFonts w:ascii="Tahoma" w:hAnsi="Tahoma" w:cs="Tahoma"/>
+          <w:rFonts w:cstheme="minorHAnsi"/>
+        </w:rPr>
+      </w:pPr>
+    </w:p>
+    <w:p>
+      <w:pPr>
+        <w:rPr>
+          <w:rFonts w:cstheme="minorHAnsi"/>
           <w:b/>
           <w:sz w:val="32"/>
           <w:szCs w:val="32"/>
@@ -2012,7 +2029,7 @@
       </w:pPr>
       <w:r>
         <w:rPr>
-          <w:rFonts w:ascii="Tahoma" w:hAnsi="Tahoma" w:cs="Tahoma"/>
+          <w:rFonts w:cstheme="minorHAnsi"/>
           <w:b/>
           <w:sz w:val="32"/>
           <w:szCs w:val="32"/>
@@ -2026,7 +2043,7 @@
         <w:spacing w:after="0"/>
         <w:jc w:val="center"/>
         <w:rPr>
-          <w:rFonts w:ascii="Tahoma" w:hAnsi="Tahoma" w:cs="Tahoma"/>
+          <w:rFonts w:cstheme="minorHAnsi"/>
           <w:b/>
           <w:sz w:val="32"/>
           <w:szCs w:val="32"/>
@@ -2035,7 +2052,7 @@
       </w:pPr>
       <w:r>
         <w:rPr>
-          <w:rFonts w:ascii="Tahoma" w:hAnsi="Tahoma" w:cs="Tahoma"/>
+          <w:rFonts w:cstheme="minorHAnsi"/>
           <w:b/>
           <w:sz w:val="32"/>
           <w:szCs w:val="32"/>
@@ -2049,7 +2066,7 @@
       <w:pPr>
         <w:spacing w:after="0"/>
         <w:rPr>
-          <w:rFonts w:ascii="Tahoma" w:hAnsi="Tahoma" w:cs="Tahoma"/>
+          <w:rFonts w:cstheme="minorHAnsi"/>
           <w:b/>
           <w:u w:val="single"/>
         </w:rPr>
@@ -2090,13 +2107,13 @@
               <w:spacing w:after="0" w:line="240" w:lineRule="auto"/>
               <w:jc w:val="center"/>
               <w:rPr>
-                <w:rFonts w:ascii="Tahoma" w:hAnsi="Tahoma" w:cs="Tahoma"/>
+                <w:rFonts w:cstheme="minorHAnsi"/>
                 <w:b/>
               </w:rPr>
             </w:pPr>
             <w:r>
               <w:rPr>
-                <w:rFonts w:ascii="Tahoma" w:hAnsi="Tahoma" w:cs="Tahoma"/>
+                <w:rFonts w:cstheme="minorHAnsi"/>
                 <w:b/>
               </w:rPr>
               <w:t>TRANSFORMER 1 OIL LEVEL INDICATOR</w:t>
@@ -2118,33 +2135,33 @@
               <w:spacing w:after="0" w:line="240" w:lineRule="auto"/>
               <w:jc w:val="center"/>
               <w:rPr>
-                <w:rFonts w:ascii="Tahoma" w:hAnsi="Tahoma" w:cs="Tahoma"/>
-                <w:b/>
-              </w:rPr>
-            </w:pPr>
-          </w:p>
-        </w:tc>
-        <w:tc>
-          <w:tcPr>
-            <w:tcW w:w="4819" w:type="dxa"/>
-            <w:tcBorders>
-              <w:left w:val="single" w:sz="4" w:space="0" w:color="auto"/>
-              <w:bottom w:val="single" w:sz="4" w:space="0" w:color="auto"/>
-            </w:tcBorders>
-            <w:vAlign w:val="center"/>
-          </w:tcPr>
-          <w:p>
-            <w:pPr>
-              <w:spacing w:after="0" w:line="240" w:lineRule="auto"/>
-              <w:jc w:val="center"/>
-              <w:rPr>
-                <w:rFonts w:ascii="Tahoma" w:hAnsi="Tahoma" w:cs="Tahoma"/>
+                <w:rFonts w:cstheme="minorHAnsi"/>
+                <w:b/>
+              </w:rPr>
+            </w:pPr>
+          </w:p>
+        </w:tc>
+        <w:tc>
+          <w:tcPr>
+            <w:tcW w:w="4819" w:type="dxa"/>
+            <w:tcBorders>
+              <w:left w:val="single" w:sz="4" w:space="0" w:color="auto"/>
+              <w:bottom w:val="single" w:sz="4" w:space="0" w:color="auto"/>
+            </w:tcBorders>
+            <w:vAlign w:val="center"/>
+          </w:tcPr>
+          <w:p>
+            <w:pPr>
+              <w:spacing w:after="0" w:line="240" w:lineRule="auto"/>
+              <w:jc w:val="center"/>
+              <w:rPr>
+                <w:rFonts w:cstheme="minorHAnsi"/>
                 <w:b/>
               </w:rPr>
             </w:pPr>
             <w:r>
               <w:rPr>
-                <w:rFonts w:ascii="Tahoma" w:hAnsi="Tahoma" w:cs="Tahoma"/>
+                <w:rFonts w:cstheme="minorHAnsi"/>
                 <w:b/>
               </w:rPr>
               <w:t>TRANSFORMER 2 OIL LEVEL INDICATOR</w:t>
@@ -2170,7 +2187,7 @@
               <w:spacing w:after="0" w:line="240" w:lineRule="auto"/>
               <w:jc w:val="center"/>
               <w:rPr>
-                <w:rFonts w:ascii="Tahoma" w:hAnsi="Tahoma" w:cs="Tahoma"/>
+                <w:rFonts w:cstheme="minorHAnsi"/>
                 <w:b/>
               </w:rPr>
             </w:pPr>
@@ -2192,27 +2209,27 @@
               <w:spacing w:after="0" w:line="240" w:lineRule="auto"/>
               <w:jc w:val="center"/>
               <w:rPr>
-                <w:rFonts w:ascii="Tahoma" w:hAnsi="Tahoma" w:cs="Tahoma"/>
-                <w:b/>
-              </w:rPr>
-            </w:pPr>
-          </w:p>
-        </w:tc>
-        <w:tc>
-          <w:tcPr>
-            <w:tcW w:w="4819" w:type="dxa"/>
-            <w:tcBorders>
-              <w:left w:val="single" w:sz="4" w:space="0" w:color="auto"/>
-              <w:bottom w:val="single" w:sz="4" w:space="0" w:color="auto"/>
-            </w:tcBorders>
-            <w:vAlign w:val="center"/>
-          </w:tcPr>
-          <w:p>
-            <w:pPr>
-              <w:spacing w:after="0" w:line="240" w:lineRule="auto"/>
-              <w:jc w:val="center"/>
-              <w:rPr>
-                <w:rFonts w:ascii="Tahoma" w:hAnsi="Tahoma" w:cs="Tahoma"/>
+                <w:rFonts w:cstheme="minorHAnsi"/>
+                <w:b/>
+              </w:rPr>
+            </w:pPr>
+          </w:p>
+        </w:tc>
+        <w:tc>
+          <w:tcPr>
+            <w:tcW w:w="4819" w:type="dxa"/>
+            <w:tcBorders>
+              <w:left w:val="single" w:sz="4" w:space="0" w:color="auto"/>
+              <w:bottom w:val="single" w:sz="4" w:space="0" w:color="auto"/>
+            </w:tcBorders>
+            <w:vAlign w:val="center"/>
+          </w:tcPr>
+          <w:p>
+            <w:pPr>
+              <w:spacing w:after="0" w:line="240" w:lineRule="auto"/>
+              <w:jc w:val="center"/>
+              <w:rPr>
+                <w:rFonts w:cstheme="minorHAnsi"/>
                 <w:b/>
               </w:rPr>
             </w:pPr>
@@ -2234,7 +2251,7 @@
               <w:spacing w:after="0" w:line="240" w:lineRule="auto"/>
               <w:jc w:val="center"/>
               <w:rPr>
-                <w:rFonts w:ascii="Tahoma" w:hAnsi="Tahoma" w:cs="Tahoma"/>
+                <w:rFonts w:cstheme="minorHAnsi"/>
                 <w:b/>
               </w:rPr>
             </w:pPr>
@@ -2255,7 +2272,7 @@
               <w:spacing w:after="0" w:line="240" w:lineRule="auto"/>
               <w:jc w:val="center"/>
               <w:rPr>
-                <w:rFonts w:ascii="Tahoma" w:hAnsi="Tahoma" w:cs="Tahoma"/>
+                <w:rFonts w:cstheme="minorHAnsi"/>
                 <w:b/>
               </w:rPr>
             </w:pPr>
@@ -2275,7 +2292,7 @@
               <w:spacing w:after="0" w:line="240" w:lineRule="auto"/>
               <w:jc w:val="center"/>
               <w:rPr>
-                <w:rFonts w:ascii="Tahoma" w:hAnsi="Tahoma" w:cs="Tahoma"/>
+                <w:rFonts w:cstheme="minorHAnsi"/>
                 <w:b/>
               </w:rPr>
             </w:pPr>
@@ -2298,7 +2315,7 @@
               <w:spacing w:after="0" w:line="240" w:lineRule="auto"/>
               <w:jc w:val="center"/>
               <w:rPr>
-                <w:rFonts w:ascii="Tahoma" w:hAnsi="Tahoma" w:cs="Tahoma"/>
+                <w:rFonts w:cstheme="minorHAnsi"/>
                 <w:b/>
               </w:rPr>
             </w:pPr>
@@ -2319,7 +2336,7 @@
               <w:spacing w:after="0" w:line="240" w:lineRule="auto"/>
               <w:jc w:val="center"/>
               <w:rPr>
-                <w:rFonts w:ascii="Tahoma" w:hAnsi="Tahoma" w:cs="Tahoma"/>
+                <w:rFonts w:cstheme="minorHAnsi"/>
                 <w:b/>
               </w:rPr>
             </w:pPr>
@@ -2340,7 +2357,7 @@
               <w:spacing w:after="0" w:line="240" w:lineRule="auto"/>
               <w:jc w:val="center"/>
               <w:rPr>
-                <w:rFonts w:ascii="Tahoma" w:hAnsi="Tahoma" w:cs="Tahoma"/>
+                <w:rFonts w:cstheme="minorHAnsi"/>
                 <w:b/>
               </w:rPr>
             </w:pPr>
@@ -2367,7 +2384,7 @@
               <w:spacing w:after="0" w:line="240" w:lineRule="auto"/>
               <w:jc w:val="center"/>
               <w:rPr>
-                <w:rFonts w:ascii="Tahoma" w:hAnsi="Tahoma" w:cs="Tahoma"/>
+                <w:rFonts w:cstheme="minorHAnsi"/>
                 <w:b/>
               </w:rPr>
             </w:pPr>
@@ -2389,7 +2406,7 @@
               <w:spacing w:after="0" w:line="240" w:lineRule="auto"/>
               <w:jc w:val="center"/>
               <w:rPr>
-                <w:rFonts w:ascii="Tahoma" w:hAnsi="Tahoma" w:cs="Tahoma"/>
+                <w:rFonts w:cstheme="minorHAnsi"/>
                 <w:b/>
               </w:rPr>
             </w:pPr>
@@ -2411,7 +2428,7 @@
               <w:spacing w:after="0" w:line="240" w:lineRule="auto"/>
               <w:jc w:val="center"/>
               <w:rPr>
-                <w:rFonts w:ascii="Tahoma" w:hAnsi="Tahoma" w:cs="Tahoma"/>
+                <w:rFonts w:cstheme="minorHAnsi"/>
                 <w:b/>
               </w:rPr>
             </w:pPr>
@@ -2434,7 +2451,7 @@
               <w:spacing w:after="0" w:line="240" w:lineRule="auto"/>
               <w:jc w:val="center"/>
               <w:rPr>
-                <w:rFonts w:ascii="Tahoma" w:hAnsi="Tahoma" w:cs="Tahoma"/>
+                <w:rFonts w:cstheme="minorHAnsi"/>
                 <w:b/>
               </w:rPr>
             </w:pPr>
@@ -2455,7 +2472,7 @@
               <w:spacing w:after="0" w:line="240" w:lineRule="auto"/>
               <w:jc w:val="center"/>
               <w:rPr>
-                <w:rFonts w:ascii="Tahoma" w:hAnsi="Tahoma" w:cs="Tahoma"/>
+                <w:rFonts w:cstheme="minorHAnsi"/>
                 <w:b/>
                 <w:u w:val="single"/>
               </w:rPr>
@@ -2477,7 +2494,7 @@
               <w:spacing w:after="0" w:line="240" w:lineRule="auto"/>
               <w:jc w:val="center"/>
               <w:rPr>
-                <w:rFonts w:ascii="Tahoma" w:hAnsi="Tahoma" w:cs="Tahoma"/>
+                <w:rFonts w:cstheme="minorHAnsi"/>
                 <w:b/>
               </w:rPr>
             </w:pPr>
@@ -2500,7 +2517,7 @@
               <w:spacing w:after="0" w:line="240" w:lineRule="auto"/>
               <w:jc w:val="center"/>
               <w:rPr>
-                <w:rFonts w:ascii="Tahoma" w:hAnsi="Tahoma" w:cs="Tahoma"/>
+                <w:rFonts w:cstheme="minorHAnsi"/>
                 <w:b/>
               </w:rPr>
             </w:pPr>
@@ -2521,7 +2538,7 @@
               <w:spacing w:after="0" w:line="240" w:lineRule="auto"/>
               <w:jc w:val="center"/>
               <w:rPr>
-                <w:rFonts w:ascii="Tahoma" w:hAnsi="Tahoma" w:cs="Tahoma"/>
+                <w:rFonts w:cstheme="minorHAnsi"/>
                 <w:b/>
                 <w:u w:val="single"/>
               </w:rPr>
@@ -2543,7 +2560,7 @@
               <w:spacing w:after="0" w:line="240" w:lineRule="auto"/>
               <w:jc w:val="center"/>
               <w:rPr>
-                <w:rFonts w:ascii="Tahoma" w:hAnsi="Tahoma" w:cs="Tahoma"/>
+                <w:rFonts w:cstheme="minorHAnsi"/>
                 <w:b/>
               </w:rPr>
             </w:pPr>
@@ -2570,7 +2587,7 @@
               <w:spacing w:after="0" w:line="240" w:lineRule="auto"/>
               <w:jc w:val="center"/>
               <w:rPr>
-                <w:rFonts w:ascii="Tahoma" w:hAnsi="Tahoma" w:cs="Tahoma"/>
+                <w:rFonts w:cstheme="minorHAnsi"/>
                 <w:b/>
               </w:rPr>
             </w:pPr>
@@ -2592,7 +2609,7 @@
               <w:spacing w:after="0" w:line="240" w:lineRule="auto"/>
               <w:jc w:val="center"/>
               <w:rPr>
-                <w:rFonts w:ascii="Tahoma" w:hAnsi="Tahoma" w:cs="Tahoma"/>
+                <w:rFonts w:cstheme="minorHAnsi"/>
                 <w:b/>
                 <w:u w:val="single"/>
               </w:rPr>
@@ -2615,7 +2632,7 @@
               <w:spacing w:after="0" w:line="240" w:lineRule="auto"/>
               <w:jc w:val="center"/>
               <w:rPr>
-                <w:rFonts w:ascii="Tahoma" w:hAnsi="Tahoma" w:cs="Tahoma"/>
+                <w:rFonts w:cstheme="minorHAnsi"/>
                 <w:b/>
               </w:rPr>
             </w:pPr>
@@ -2626,7 +2643,7 @@
     <w:p>
       <w:pPr>
         <w:rPr>
-          <w:rFonts w:ascii="Tahoma" w:hAnsi="Tahoma" w:cs="Tahoma"/>
+          <w:rFonts w:cstheme="minorHAnsi"/>
           <w:b/>
           <w:sz w:val="32"/>
           <w:szCs w:val="32"/>
@@ -2645,7 +2662,7 @@
 </file>
 
 <file path=word/numbering.xml><?xml version="1.0" encoding="utf-8"?>
-<w:numbering xmlns:wpc="http://schemas.microsoft.com/office/word/2010/wordprocessingCanvas" xmlns:cx="http://schemas.microsoft.com/office/drawing/2014/chartex" xmlns:cx1="http://schemas.microsoft.com/office/drawing/2015/9/8/chartex" xmlns:cx2="http://schemas.microsoft.com/office/drawing/2015/10/21/chartex" xmlns:cx3="http://schemas.microsoft.com/office/drawing/2016/5/9/chartex" xmlns:cx4="http://schemas.microsoft.com/office/drawing/2016/5/10/chartex" xmlns:cx5="http://schemas.microsoft.com/office/drawing/2016/5/11/chartex" xmlns:cx6="http://schemas.microsoft.com/office/drawing/2016/5/12/chartex" xmlns:cx7="http://schemas.microsoft.com/office/drawing/2016/5/13/chartex" xmlns:cx8="http://schemas.microsoft.com/office/drawing/2016/5/14/chartex" xmlns:mc="http://schemas.openxmlformats.org/markup-compatibility/2006" xmlns:aink="http://schemas.microsoft.com/office/drawing/2016/ink" xmlns:am3d="http://schemas.microsoft.com/office/drawing/2017/model3d" xmlns:o="urn:schemas-microsoft-com:office:office" xmlns:oel="http://schemas.microsoft.com/office/2019/extlst" xmlns:r="http://schemas.openxmlformats.org/officeDocument/2006/relationships" xmlns:m="http://schemas.openxmlformats.org/officeDocument/2006/math" xmlns:v="urn:schemas-microsoft-com:vml" xmlns:wp14="http://schemas.microsoft.com/office/word/2010/wordprocessingDrawing" xmlns:wp="http://schemas.openxmlformats.org/drawingml/2006/wordprocessingDrawing" xmlns:w10="urn:schemas-microsoft-com:office:word" xmlns:w="http://schemas.openxmlformats.org/wordprocessingml/2006/main" xmlns:w14="http://schemas.microsoft.com/office/word/2010/wordml" xmlns:w15="http://schemas.microsoft.com/office/word/2012/wordml" xmlns:w16cei="http://schemas.microsoft.com/office/word/2026/wordml/cei" xmlns:w16cex="http://schemas.microsoft.com/office/word/2018/wordml/cex" xmlns:w16cid="http://schemas.microsoft.com/office/word/2016/wordml/cid" xmlns:w16="http://schemas.microsoft.com/office/word/2018/wordml" xmlns:w16du="http://schemas.microsoft.com/office/word/2023/wordml/word16du" xmlns:w16sdtdh="http://schemas.microsoft.com/office/word/2020/wordml/sdtdatahash" xmlns:w16sdtfl="http://schemas.microsoft.com/office/word/2024/wordml/sdtformatlock" xmlns:w16se="http://schemas.microsoft.com/office/word/2015/wordml/symex" xmlns:wpg="http://schemas.microsoft.com/office/word/2010/wordprocessingGroup" xmlns:wpi="http://schemas.microsoft.com/office/word/2010/wordprocessingInk" xmlns:wne="http://schemas.microsoft.com/office/word/2006/wordml" xmlns:wps="http://schemas.microsoft.com/office/word/2010/wordprocessingShape" mc:Ignorable="w14 w15 w16se w16cid w16 w16cex w16sdtdh w16sdtfl w16du wp14">
+<w:numbering xmlns:wpc="http://schemas.microsoft.com/office/word/2010/wordprocessingCanvas" xmlns:cx="http://schemas.microsoft.com/office/drawing/2014/chartex" xmlns:cx1="http://schemas.microsoft.com/office/drawing/2015/9/8/chartex" xmlns:cx2="http://schemas.microsoft.com/office/drawing/2015/10/21/chartex" xmlns:cx3="http://schemas.microsoft.com/office/drawing/2016/5/9/chartex" xmlns:cx4="http://schemas.microsoft.com/office/drawing/2016/5/10/chartex" xmlns:cx5="http://schemas.microsoft.com/office/drawing/2016/5/11/chartex" xmlns:cx6="http://schemas.microsoft.com/office/drawing/2016/5/12/chartex" xmlns:cx7="http://schemas.microsoft.com/office/drawing/2016/5/13/chartex" xmlns:cx8="http://schemas.microsoft.com/office/drawing/2016/5/14/chartex" xmlns:mc="http://schemas.openxmlformats.org/markup-compatibility/2006" xmlns:aink="http://schemas.microsoft.com/office/drawing/2016/ink" xmlns:am3d="http://schemas.microsoft.com/office/drawing/2017/model3d" xmlns:o="urn:schemas-microsoft-com:office:office" xmlns:oel="http://schemas.microsoft.com/office/2019/extlst" xmlns:r="http://schemas.openxmlformats.org/officeDocument/2006/relationships" xmlns:m="http://schemas.openxmlformats.org/officeDocument/2006/math" xmlns:v="urn:schemas-microsoft-com:vml" xmlns:wp14="http://schemas.microsoft.com/office/word/2010/wordprocessingDrawing" xmlns:wp="http://schemas.openxmlformats.org/drawingml/2006/wordprocessingDrawing" xmlns:w10="urn:schemas-microsoft-com:office:word" xmlns:w="http://schemas.openxmlformats.org/wordprocessingml/2006/main" xmlns:w14="http://schemas.microsoft.com/office/word/2010/wordml" xmlns:w15="http://schemas.microsoft.com/office/word/2012/wordml" xmlns:w16cex="http://schemas.microsoft.com/office/word/2018/wordml/cex" xmlns:w16cid="http://schemas.microsoft.com/office/word/2016/wordml/cid" xmlns:w16="http://schemas.microsoft.com/office/word/2018/wordml" xmlns:w16du="http://schemas.microsoft.com/office/word/2023/wordml/word16du" xmlns:w16sdtdh="http://schemas.microsoft.com/office/word/2020/wordml/sdtdatahash" xmlns:w16sdtfl="http://schemas.microsoft.com/office/word/2024/wordml/sdtformatlock" xmlns:w16se="http://schemas.microsoft.com/office/word/2015/wordml/symex" xmlns:wpg="http://schemas.microsoft.com/office/word/2010/wordprocessingGroup" xmlns:wpi="http://schemas.microsoft.com/office/word/2010/wordprocessingInk" xmlns:wne="http://schemas.microsoft.com/office/word/2006/wordml" xmlns:wps="http://schemas.microsoft.com/office/word/2010/wordprocessingShape" mc:Ignorable="w14 w15 w16se w16cid w16 w16cex w16sdtdh w16sdtfl w16du wp14">
   <w:abstractNum w:abstractNumId="0" w15:restartNumberingAfterBreak="0">
     <w:nsid w:val="3B056B8E"/>
     <w:multiLevelType w:val="hybridMultilevel"/>
